--- a/docs/content/pivoting/pivoting_lecture.docx
+++ b/docs/content/pivoting/pivoting_lecture.docx
@@ -7,7 +7,7 @@
         <w:pStyle w:val="Title"/>
       </w:pPr>
       <w:r>
-        <w:t xml:space="preserve">Lecture 09 — Wide, Long, and Wild: Pivoting Real Data</w:t>
+        <w:t xml:space="preserve">Lecture 15 — Wide, Long, and Wild: Pivoting Real Data</w:t>
       </w:r>
     </w:p>
     <w:p>
@@ -31,16 +31,16 @@
         <w:pStyle w:val="Date"/>
       </w:pPr>
       <w:r>
-        <w:t xml:space="preserve">2026-07-05</w:t>
-      </w:r>
-    </w:p>
-    <w:bookmarkStart w:id="12" w:name="where-we-left-off-lecture-07"/>
+        <w:t xml:space="preserve">2026-08-27</w:t>
+      </w:r>
+    </w:p>
+    <w:bookmarkStart w:id="12" w:name="where-we-left-off-lecture-14"/>
     <w:p>
       <w:pPr>
         <w:pStyle w:val="Heading1"/>
       </w:pPr>
       <w:r>
-        <w:t xml:space="preserve">Where We Left Off (Lecture 07)</w:t>
+        <w:t xml:space="preserve">Where We Left Off (Lecture 14)</w:t>
       </w:r>
     </w:p>
     <w:p>
@@ -56,28 +56,13 @@
           <w:b/>
           <w:bCs/>
         </w:rPr>
-        <w:t xml:space="preserve">Downloaded real data from inside R</w:t>
-      </w:r>
-      <w:r>
-        <w:t xml:space="preserve"> </w:t>
-      </w:r>
-      <w:r>
-        <w:t xml:space="preserve">— NOAA’s</w:t>
-      </w:r>
-      <w:r>
-        <w:t xml:space="preserve"> </w:t>
-      </w:r>
-      <w:r>
-        <w:rPr>
-          <w:rStyle w:val="VerbatimChar"/>
-        </w:rPr>
-        <w:t xml:space="preserve">GSODR</w:t>
-      </w:r>
-      <w:r>
-        <w:t xml:space="preserve"> </w:t>
-      </w:r>
-      <w:r>
-        <w:t xml:space="preserve">package, Duluth station</w:t>
+        <w:t xml:space="preserve">Started the final project</w:t>
+      </w:r>
+      <w:r>
+        <w:t xml:space="preserve"> </w:t>
+      </w:r>
+      <w:r>
+        <w:t xml:space="preserve">— claimed a topic and a candidate dataset</w:t>
       </w:r>
     </w:p>
     <w:p>
@@ -89,32 +74,52 @@
         </w:numPr>
       </w:pPr>
       <w:r>
-        <w:rPr>
-          <w:b/>
-          <w:bCs/>
-        </w:rPr>
-        <w:t xml:space="preserve">Raw vs. summarized data</w:t>
-      </w:r>
-      <w:r>
-        <w:t xml:space="preserve"> </w:t>
-      </w:r>
-      <w:r>
-        <w:t xml:space="preserve">— daily data hides trends;</w:t>
-      </w:r>
-      <w:r>
-        <w:t xml:space="preserve"> </w:t>
-      </w:r>
-      <w:r>
-        <w:rPr>
-          <w:rStyle w:val="VerbatimChar"/>
-        </w:rPr>
-        <w:t xml:space="preserve">group_by() %&gt;% summarize()</w:t>
-      </w:r>
-      <w:r>
-        <w:t xml:space="preserve"> </w:t>
-      </w:r>
-      <w:r>
-        <w:t xml:space="preserve">reveals them</w:t>
+        <w:t xml:space="preserve">Sized up a new dataset in R with</w:t>
+      </w:r>
+      <w:r>
+        <w:t xml:space="preserve"> </w:t>
+      </w:r>
+      <w:r>
+        <w:rPr>
+          <w:rStyle w:val="VerbatimChar"/>
+        </w:rPr>
+        <w:t xml:space="preserve">read_csv()</w:t>
+      </w:r>
+      <w:r>
+        <w:t xml:space="preserve">,</w:t>
+      </w:r>
+      <w:r>
+        <w:t xml:space="preserve"> </w:t>
+      </w:r>
+      <w:r>
+        <w:rPr>
+          <w:rStyle w:val="VerbatimChar"/>
+        </w:rPr>
+        <w:t xml:space="preserve">glimpse()</w:t>
+      </w:r>
+      <w:r>
+        <w:t xml:space="preserve">,</w:t>
+      </w:r>
+      <w:r>
+        <w:t xml:space="preserve"> </w:t>
+      </w:r>
+      <w:r>
+        <w:rPr>
+          <w:rStyle w:val="VerbatimChar"/>
+        </w:rPr>
+        <w:t xml:space="preserve">dim()</w:t>
+      </w:r>
+      <w:r>
+        <w:t xml:space="preserve">,</w:t>
+      </w:r>
+      <w:r>
+        <w:t xml:space="preserve"> </w:t>
+      </w:r>
+      <w:r>
+        <w:rPr>
+          <w:rStyle w:val="VerbatimChar"/>
+        </w:rPr>
+        <w:t xml:space="preserve">head()</w:t>
       </w:r>
     </w:p>
     <w:p>
@@ -126,77 +131,7 @@
         </w:numPr>
       </w:pPr>
       <w:r>
-        <w:rPr>
-          <w:b/>
-          <w:bCs/>
-        </w:rPr>
-        <w:t xml:space="preserve">Reused</w:t>
-      </w:r>
-      <w:r>
-        <w:rPr>
-          <w:b/>
-          <w:bCs/>
-        </w:rPr>
-        <w:t xml:space="preserve"> </w:t>
-      </w:r>
-      <w:r>
-        <w:rPr>
-          <w:rStyle w:val="VerbatimChar"/>
-          <w:b/>
-          <w:bCs/>
-        </w:rPr>
-        <w:t xml:space="preserve">lm()</w:t>
-      </w:r>
-      <w:r>
-        <w:t xml:space="preserve"> </w:t>
-      </w:r>
-      <w:r>
-        <w:t xml:space="preserve">to estimate a rate of change — °C per year, converted to °C per decade</w:t>
-      </w:r>
-    </w:p>
-    <w:p>
-      <w:pPr>
-        <w:pStyle w:val="Compact"/>
-        <w:numPr>
-          <w:ilvl w:val="0"/>
-          <w:numId w:val="1001"/>
-        </w:numPr>
-      </w:pPr>
-      <w:r>
-        <w:rPr>
-          <w:rStyle w:val="VerbatimChar"/>
-          <w:b/>
-          <w:bCs/>
-        </w:rPr>
-        <w:t xml:space="preserve">case_when()</w:t>
-      </w:r>
-      <w:r>
-        <w:t xml:space="preserve"> </w:t>
-      </w:r>
-      <w:r>
-        <w:t xml:space="preserve">to build a new categorical variable — summer vs. winter</w:t>
-      </w:r>
-    </w:p>
-    <w:p>
-      <w:pPr>
-        <w:pStyle w:val="Compact"/>
-        <w:numPr>
-          <w:ilvl w:val="0"/>
-          <w:numId w:val="1001"/>
-        </w:numPr>
-      </w:pPr>
-      <w:r>
-        <w:rPr>
-          <w:b/>
-          <w:bCs/>
-        </w:rPr>
-        <w:t xml:space="preserve">Compared two group-specific models</w:t>
-      </w:r>
-      <w:r>
-        <w:t xml:space="preserve"> </w:t>
-      </w:r>
-      <w:r>
-        <w:t xml:space="preserve">— found winter warming faster than summer</w:t>
+        <w:t xml:space="preserve">Wrote H₀ and Hₐ for a question you chose yourself</w:t>
       </w:r>
     </w:p>
     <w:tbl>
@@ -324,7 +259,7 @@
               </w:numPr>
             </w:pPr>
             <w:r>
-              <w:t xml:space="preserve">Duluth’s weather data came to us</w:t>
+              <w:t xml:space="preserve">Every dataset we’ve analyzed so far came to us</w:t>
             </w:r>
             <w:r>
               <w:t xml:space="preserve"> </w:t>
@@ -336,17 +271,11 @@
               </w:rPr>
               <w:t xml:space="preserve">already tidy</w:t>
             </w:r>
-          </w:p>
-          <w:p>
-            <w:pPr>
-              <w:pStyle w:val="Compact"/>
-              <w:numPr>
-                <w:ilvl w:val="1"/>
-                <w:numId w:val="1003"/>
-              </w:numPr>
-            </w:pPr>
-            <w:r>
-              <w:t xml:space="preserve">one row per day, one column per variable.</w:t>
+            <w:r>
+              <w:t xml:space="preserve"> </w:t>
+            </w:r>
+            <w:r>
+              <w:t xml:space="preserve">— one row per observation, one column per variable.</w:t>
             </w:r>
           </w:p>
           <w:p>
@@ -408,7 +337,7 @@
         <w:pStyle w:val="Compact"/>
         <w:numPr>
           <w:ilvl w:val="0"/>
-          <w:numId w:val="1004"/>
+          <w:numId w:val="1003"/>
         </w:numPr>
       </w:pPr>
       <w:r>
@@ -436,7 +365,7 @@
         <w:pStyle w:val="Compact"/>
         <w:numPr>
           <w:ilvl w:val="0"/>
-          <w:numId w:val="1004"/>
+          <w:numId w:val="1003"/>
         </w:numPr>
       </w:pPr>
       <w:r>
@@ -464,7 +393,7 @@
         <w:pStyle w:val="Compact"/>
         <w:numPr>
           <w:ilvl w:val="0"/>
-          <w:numId w:val="1004"/>
+          <w:numId w:val="1003"/>
         </w:numPr>
       </w:pPr>
       <w:r>
@@ -491,7 +420,7 @@
         <w:pStyle w:val="Compact"/>
         <w:numPr>
           <w:ilvl w:val="0"/>
-          <w:numId w:val="1004"/>
+          <w:numId w:val="1003"/>
         </w:numPr>
       </w:pPr>
       <w:r>
@@ -518,7 +447,7 @@
         <w:pStyle w:val="Compact"/>
         <w:numPr>
           <w:ilvl w:val="0"/>
-          <w:numId w:val="1004"/>
+          <w:numId w:val="1003"/>
         </w:numPr>
       </w:pPr>
       <w:r>
@@ -540,7 +469,7 @@
         <w:pStyle w:val="Compact"/>
         <w:numPr>
           <w:ilvl w:val="0"/>
-          <w:numId w:val="1004"/>
+          <w:numId w:val="1003"/>
         </w:numPr>
       </w:pPr>
       <w:r>
@@ -564,7 +493,7 @@
         <w:pStyle w:val="Compact"/>
         <w:numPr>
           <w:ilvl w:val="0"/>
-          <w:numId w:val="1004"/>
+          <w:numId w:val="1003"/>
         </w:numPr>
       </w:pPr>
       <w:r>
@@ -735,7 +664,7 @@
         <w:pStyle w:val="Compact"/>
         <w:numPr>
           <w:ilvl w:val="0"/>
-          <w:numId w:val="1005"/>
+          <w:numId w:val="1004"/>
         </w:numPr>
       </w:pPr>
       <w:r>
@@ -774,7 +703,7 @@
         <w:pStyle w:val="Compact"/>
         <w:numPr>
           <w:ilvl w:val="0"/>
-          <w:numId w:val="1006"/>
+          <w:numId w:val="1005"/>
         </w:numPr>
       </w:pPr>
       <w:r>
@@ -786,7 +715,7 @@
         <w:pStyle w:val="Compact"/>
         <w:numPr>
           <w:ilvl w:val="1"/>
-          <w:numId w:val="1007"/>
+          <w:numId w:val="1006"/>
         </w:numPr>
       </w:pPr>
       <w:hyperlink r:id="rId16">
@@ -803,7 +732,7 @@
         <w:pStyle w:val="Compact"/>
         <w:numPr>
           <w:ilvl w:val="1"/>
-          <w:numId w:val="1007"/>
+          <w:numId w:val="1006"/>
         </w:numPr>
       </w:pPr>
       <w:hyperlink r:id="rId17">
@@ -820,7 +749,7 @@
         <w:pStyle w:val="Compact"/>
         <w:numPr>
           <w:ilvl w:val="0"/>
-          <w:numId w:val="1006"/>
+          <w:numId w:val="1005"/>
         </w:numPr>
       </w:pPr>
       <w:r>
@@ -902,7 +831,7 @@
         <w:pStyle w:val="Compact"/>
         <w:numPr>
           <w:ilvl w:val="0"/>
-          <w:numId w:val="1008"/>
+          <w:numId w:val="1007"/>
         </w:numPr>
       </w:pPr>
       <w:r>
@@ -924,7 +853,7 @@
         <w:pStyle w:val="Compact"/>
         <w:numPr>
           <w:ilvl w:val="0"/>
-          <w:numId w:val="1008"/>
+          <w:numId w:val="1007"/>
         </w:numPr>
       </w:pPr>
       <w:r>
@@ -946,7 +875,7 @@
         <w:pStyle w:val="Compact"/>
         <w:numPr>
           <w:ilvl w:val="0"/>
-          <w:numId w:val="1008"/>
+          <w:numId w:val="1007"/>
         </w:numPr>
       </w:pPr>
       <w:r>
@@ -1084,37 +1013,41 @@
               <w:pStyle w:val="Compact"/>
               <w:numPr>
                 <w:ilvl w:val="0"/>
-                <w:numId w:val="1009"/>
+                <w:numId w:val="1008"/>
               </w:numPr>
             </w:pPr>
             <w:r>
+              <w:t xml:space="preserve">Guessing the shape of</w:t>
+            </w:r>
+            <w:r>
+              <w:t xml:space="preserve"> </w:t>
+            </w:r>
+            <w:r>
               <w:rPr>
-                <w:b/>
-                <w:bCs/>
+                <w:rStyle w:val="VerbatimChar"/>
               </w:rPr>
-              <w:t xml:space="preserve">Predicting first</w:t>
+              <w:t xml:space="preserve">ice_long</w:t>
             </w:r>
             <w:r>
               <w:t xml:space="preserve"> </w:t>
             </w:r>
             <w:r>
-              <w:t xml:space="preserve">forces your brain to</w:t>
+              <w:t xml:space="preserve">before you pivot forces you to reason about what</w:t>
             </w:r>
             <w:r>
               <w:t xml:space="preserve"> </w:t>
             </w:r>
             <w:r>
               <w:rPr>
-                <w:i/>
-                <w:iCs/>
+                <w:rStyle w:val="VerbatimChar"/>
               </w:rPr>
-              <w:t xml:space="preserve">retrieve</w:t>
+              <w:t xml:space="preserve">pivot_longer()</w:t>
             </w:r>
             <w:r>
               <w:t xml:space="preserve"> </w:t>
             </w:r>
             <w:r>
-              <w:t xml:space="preserve">what it knows — the gap between guess and answer is what makes it stick.</w:t>
+              <w:t xml:space="preserve">actually does, instead of just watching it happen.</w:t>
             </w:r>
           </w:p>
           <w:p>
@@ -1122,21 +1055,50 @@
               <w:pStyle w:val="Compact"/>
               <w:numPr>
                 <w:ilvl w:val="0"/>
-                <w:numId w:val="1009"/>
+                <w:numId w:val="1008"/>
               </w:numPr>
             </w:pPr>
             <w:r>
+              <w:t xml:space="preserve">Typing</w:t>
+            </w:r>
+            <w:r>
+              <w:t xml:space="preserve"> </w:t>
+            </w:r>
+            <w:r>
               <w:rPr>
-                <w:b/>
-                <w:bCs/>
+                <w:rStyle w:val="VerbatimChar"/>
               </w:rPr>
-              <w:t xml:space="preserve">Typing by hand</w:t>
+              <w:t xml:space="preserve">names_prefix</w:t>
+            </w:r>
+            <w:r>
+              <w:t xml:space="preserve">,</w:t>
             </w:r>
             <w:r>
               <w:t xml:space="preserve"> </w:t>
             </w:r>
             <w:r>
-              <w:t xml:space="preserve">builds the finger-memory and error-spotting that copy-paste skips.</w:t>
+              <w:rPr>
+                <w:rStyle w:val="VerbatimChar"/>
+              </w:rPr>
+              <w:t xml:space="preserve">names_to</w:t>
+            </w:r>
+            <w:r>
+              <w:t xml:space="preserve">, and</w:t>
+            </w:r>
+            <w:r>
+              <w:t xml:space="preserve"> </w:t>
+            </w:r>
+            <w:r>
+              <w:rPr>
+                <w:rStyle w:val="VerbatimChar"/>
+              </w:rPr>
+              <w:t xml:space="preserve">values_to</w:t>
+            </w:r>
+            <w:r>
+              <w:t xml:space="preserve"> </w:t>
+            </w:r>
+            <w:r>
+              <w:t xml:space="preserve">yourself is how you notice which argument does which job — copy-pasting lets you skip right past that.</w:t>
             </w:r>
           </w:p>
           <w:p>
@@ -1144,21 +1106,38 @@
               <w:pStyle w:val="Compact"/>
               <w:numPr>
                 <w:ilvl w:val="0"/>
-                <w:numId w:val="1009"/>
+                <w:numId w:val="1008"/>
               </w:numPr>
             </w:pPr>
             <w:r>
+              <w:t xml:space="preserve">Reshaping wrong in front of an error message (a missing</w:t>
+            </w:r>
+            <w:r>
+              <w:t xml:space="preserve"> </w:t>
+            </w:r>
+            <w:r>
               <w:rPr>
-                <w:b/>
-                <w:bCs/>
+                <w:rStyle w:val="VerbatimChar"/>
               </w:rPr>
-              <w:t xml:space="preserve">Chunk → immediate practice</w:t>
+              <w:t xml:space="preserve">date</w:t>
             </w:r>
             <w:r>
               <w:t xml:space="preserve"> </w:t>
             </w:r>
             <w:r>
-              <w:t xml:space="preserve">keeps a new idea in working memory long enough to form a lasting schema.</w:t>
+              <w:t xml:space="preserve">column, a stray</w:t>
+            </w:r>
+            <w:r>
+              <w:t xml:space="preserve"> </w:t>
+            </w:r>
+            <w:r>
+              <w:rPr>
+                <w:rStyle w:val="VerbatimChar"/>
+              </w:rPr>
+              <w:t xml:space="preserve">X</w:t>
+            </w:r>
+            <w:r>
+              <w:t xml:space="preserve">) teaches you more about tidy data than reshaping right on the first try.</w:t>
             </w:r>
           </w:p>
           <w:p/>
@@ -1851,7 +1830,7 @@
         <w:pStyle w:val="Compact"/>
         <w:numPr>
           <w:ilvl w:val="0"/>
-          <w:numId w:val="1010"/>
+          <w:numId w:val="1009"/>
         </w:numPr>
       </w:pPr>
       <w:r>
@@ -1866,6 +1845,104 @@
       </w:r>
       <w:r>
         <w:t xml:space="preserve">per calendar day-of-winter (Nov 10 → ~May)</w:t>
+      </w:r>
+    </w:p>
+    <w:p>
+      <w:pPr>
+        <w:pStyle w:val="Compact"/>
+        <w:numPr>
+          <w:ilvl w:val="0"/>
+          <w:numId w:val="1009"/>
+        </w:numPr>
+      </w:pPr>
+      <w:r>
+        <w:rPr>
+          <w:b/>
+          <w:bCs/>
+        </w:rPr>
+        <w:t xml:space="preserve">One column per year</w:t>
+      </w:r>
+      <w:r>
+        <w:t xml:space="preserve"> </w:t>
+      </w:r>
+      <w:r>
+        <w:t xml:space="preserve">— 53 columns, one for each ice season since 1973</w:t>
+      </w:r>
+    </w:p>
+    <w:p>
+      <w:pPr>
+        <w:pStyle w:val="Compact"/>
+        <w:numPr>
+          <w:ilvl w:val="0"/>
+          <w:numId w:val="1009"/>
+        </w:numPr>
+      </w:pPr>
+      <w:r>
+        <w:t xml:space="preserve">Lots of</w:t>
+      </w:r>
+      <w:r>
+        <w:t xml:space="preserve"> </w:t>
+      </w:r>
+      <w:r>
+        <w:rPr>
+          <w:rStyle w:val="VerbatimChar"/>
+        </w:rPr>
+        <w:t xml:space="preserve">NA</w:t>
+      </w:r>
+      <w:r>
+        <w:t xml:space="preserve"> </w:t>
+      </w:r>
+      <w:r>
+        <w:t xml:space="preserve">— many days simply had no ice that year or that month</w:t>
+      </w:r>
+    </w:p>
+    <w:p>
+      <w:pPr>
+        <w:pStyle w:val="FirstParagraph"/>
+      </w:pPr>
+      <w:r>
+        <w:t xml:space="preserve">This format is</w:t>
+      </w:r>
+      <w:r>
+        <w:t xml:space="preserve"> </w:t>
+      </w:r>
+      <w:r>
+        <w:rPr>
+          <w:b/>
+          <w:bCs/>
+        </w:rPr>
+        <w:t xml:space="preserve">perfect for a human</w:t>
+      </w:r>
+      <w:r>
+        <w:t xml:space="preserve"> </w:t>
+      </w:r>
+      <w:r>
+        <w:t xml:space="preserve">scanning a printed table. It’s</w:t>
+      </w:r>
+      <w:r>
+        <w:t xml:space="preserve"> </w:t>
+      </w:r>
+      <w:r>
+        <w:rPr>
+          <w:b/>
+          <w:bCs/>
+        </w:rPr>
+        <w:t xml:space="preserve">terrible for R and ggplot</w:t>
+      </w:r>
+      <w:r>
+        <w:t xml:space="preserve">.</w:t>
+      </w:r>
+    </w:p>
+    <w:p>
+      <w:pPr>
+        <w:pStyle w:val="BodyText"/>
+      </w:pPr>
+      <w:r>
+        <w:rPr>
+          <w:b/>
+          <w:bCs/>
+        </w:rPr>
+        <w:t xml:space="preserve">Why this breaks tidy tools:</w:t>
       </w:r>
     </w:p>
     <w:p>
@@ -1878,16 +1955,36 @@
       </w:pPr>
       <w:r>
         <w:rPr>
-          <w:b/>
-          <w:bCs/>
-        </w:rPr>
-        <w:t xml:space="preserve">One column per year</w:t>
-      </w:r>
-      <w:r>
-        <w:t xml:space="preserve"> </w:t>
-      </w:r>
-      <w:r>
-        <w:t xml:space="preserve">— 53 columns, one for each ice season since 1973</w:t>
+          <w:rStyle w:val="VerbatimChar"/>
+        </w:rPr>
+        <w:t xml:space="preserve">ggplot()</w:t>
+      </w:r>
+      <w:r>
+        <w:t xml:space="preserve"> </w:t>
+      </w:r>
+      <w:r>
+        <w:t xml:space="preserve">wants one column to map to</w:t>
+      </w:r>
+      <w:r>
+        <w:t xml:space="preserve"> </w:t>
+      </w:r>
+      <w:r>
+        <w:rPr>
+          <w:rStyle w:val="VerbatimChar"/>
+        </w:rPr>
+        <w:t xml:space="preserve">x</w:t>
+      </w:r>
+      <w:r>
+        <w:t xml:space="preserve">, one to</w:t>
+      </w:r>
+      <w:r>
+        <w:t xml:space="preserve"> </w:t>
+      </w:r>
+      <w:r>
+        <w:rPr>
+          <w:rStyle w:val="VerbatimChar"/>
+        </w:rPr>
+        <w:t xml:space="preserve">y</w:t>
       </w:r>
     </w:p>
     <w:p>
@@ -1899,30 +1996,19 @@
         </w:numPr>
       </w:pPr>
       <w:r>
-        <w:t xml:space="preserve">Lots of</w:t>
-      </w:r>
-      <w:r>
-        <w:t xml:space="preserve"> </w:t>
-      </w:r>
-      <w:r>
-        <w:rPr>
-          <w:rStyle w:val="VerbatimChar"/>
-        </w:rPr>
-        <w:t xml:space="preserve">NA</w:t>
-      </w:r>
-      <w:r>
-        <w:t xml:space="preserve"> </w:t>
-      </w:r>
-      <w:r>
-        <w:t xml:space="preserve">— many days simply had no ice that year or that month</w:t>
-      </w:r>
-    </w:p>
-    <w:p>
-      <w:pPr>
-        <w:pStyle w:val="FirstParagraph"/>
-      </w:pPr>
-      <w:r>
-        <w:t xml:space="preserve">This format is</w:t>
+        <w:t xml:space="preserve">Here,</w:t>
+      </w:r>
+      <w:r>
+        <w:t xml:space="preserve"> </w:t>
+      </w:r>
+      <w:r>
+        <w:t xml:space="preserve">“year”</w:t>
+      </w:r>
+      <w:r>
+        <w:t xml:space="preserve"> </w:t>
+      </w:r>
+      <w:r>
+        <w:t xml:space="preserve">is hiding as 53 separate</w:t>
       </w:r>
       <w:r>
         <w:t xml:space="preserve"> </w:t>
@@ -1932,38 +2018,571 @@
           <w:b/>
           <w:bCs/>
         </w:rPr>
-        <w:t xml:space="preserve">perfect for a human</w:t>
-      </w:r>
-      <w:r>
-        <w:t xml:space="preserve"> </w:t>
-      </w:r>
-      <w:r>
-        <w:t xml:space="preserve">scanning a printed table. It’s</w:t>
-      </w:r>
-      <w:r>
-        <w:t xml:space="preserve"> </w:t>
-      </w:r>
+        <w:t xml:space="preserve">column names</w:t>
+      </w:r>
+      <w:r>
+        <w:t xml:space="preserve">, not as data values</w:t>
+      </w:r>
+    </w:p>
+    <w:p>
+      <w:pPr>
+        <w:pStyle w:val="Compact"/>
+        <w:numPr>
+          <w:ilvl w:val="0"/>
+          <w:numId w:val="1010"/>
+        </w:numPr>
+      </w:pPr>
+      <w:r>
+        <w:rPr>
+          <w:rStyle w:val="VerbatimChar"/>
+        </w:rPr>
+        <w:t xml:space="preserve">group_by(year)</w:t>
+      </w:r>
+      <w:r>
+        <w:t xml:space="preserve"> </w:t>
+      </w:r>
+      <w:r>
+        <w:t xml:space="preserve">is impossible — there’s no</w:t>
+      </w:r>
+      <w:r>
+        <w:t xml:space="preserve"> </w:t>
+      </w:r>
+      <w:r>
+        <w:rPr>
+          <w:rStyle w:val="VerbatimChar"/>
+        </w:rPr>
+        <w:t xml:space="preserve">year</w:t>
+      </w:r>
+      <w:r>
+        <w:t xml:space="preserve"> </w:t>
+      </w:r>
+      <w:r>
+        <w:t xml:space="preserve">column to group by!</w:t>
+      </w:r>
+    </w:p>
+    <w:p>
+      <w:pPr>
+        <w:pStyle w:val="FirstParagraph"/>
+      </w:pPr>
+      <w:r>
+        <w:t xml:space="preserve">📖 R4DS Ch. 5.2 —</w:t>
+      </w:r>
+      <w:r>
+        <w:t xml:space="preserve"> </w:t>
+      </w:r>
+      <w:r>
+        <w:t xml:space="preserve">“every value in its own cell”</w:t>
+      </w:r>
+    </w:p>
+    <w:bookmarkEnd w:id="35"/>
+    <w:bookmarkStart w:id="38" w:name="load-libraries-and-read-the-raw-file"/>
+    <w:p>
+      <w:pPr>
+        <w:pStyle w:val="Heading1"/>
+      </w:pPr>
+      <w:r>
+        <w:t xml:space="preserve">Load Libraries and Read the Raw File</w:t>
+      </w:r>
+    </w:p>
+    <w:p>
+      <w:pPr>
+        <w:pStyle w:val="SourceCode"/>
+      </w:pPr>
+      <w:r>
+        <w:rPr>
+          <w:rStyle w:val="CommentTok"/>
+        </w:rPr>
+        <w:t xml:space="preserve"># Load packages at the top — always -------------------</w:t>
+      </w:r>
+      <w:r>
+        <w:br/>
+      </w:r>
+      <w:r>
+        <w:rPr>
+          <w:rStyle w:val="FunctionTok"/>
+        </w:rPr>
+        <w:t xml:space="preserve">library</w:t>
+      </w:r>
+      <w:r>
+        <w:rPr>
+          <w:rStyle w:val="NormalTok"/>
+        </w:rPr>
+        <w:t xml:space="preserve">(tidyverse) </w:t>
+      </w:r>
+      <w:r>
+        <w:rPr>
+          <w:rStyle w:val="CommentTok"/>
+        </w:rPr>
+        <w:t xml:space="preserve"># data manipulation + ggplot2</w:t>
+      </w:r>
+      <w:r>
+        <w:br/>
+      </w:r>
+      <w:r>
+        <w:rPr>
+          <w:rStyle w:val="FunctionTok"/>
+        </w:rPr>
+        <w:t xml:space="preserve">library</w:t>
+      </w:r>
+      <w:r>
+        <w:rPr>
+          <w:rStyle w:val="NormalTok"/>
+        </w:rPr>
+        <w:t xml:space="preserve">(janitor) </w:t>
+      </w:r>
+      <w:r>
+        <w:rPr>
+          <w:rStyle w:val="CommentTok"/>
+        </w:rPr>
+        <w:t xml:space="preserve"># clean_names() and friends</w:t>
+      </w:r>
+    </w:p>
+    <w:p>
+      <w:pPr>
+        <w:pStyle w:val="SourceCode"/>
+      </w:pPr>
+      <w:r>
+        <w:rPr>
+          <w:rStyle w:val="CommentTok"/>
+        </w:rPr>
+        <w:t xml:space="preserve"># Read the messy text file directly from the web -------</w:t>
+      </w:r>
+      <w:r>
+        <w:br/>
+      </w:r>
+      <w:r>
+        <w:rPr>
+          <w:rStyle w:val="NormalTok"/>
+        </w:rPr>
+        <w:t xml:space="preserve">url </w:t>
+      </w:r>
+      <w:r>
+        <w:rPr>
+          <w:rStyle w:val="OtherTok"/>
+        </w:rPr>
+        <w:t xml:space="preserve">&lt;-</w:t>
+      </w:r>
+      <w:r>
+        <w:rPr>
+          <w:rStyle w:val="NormalTok"/>
+        </w:rPr>
+        <w:t xml:space="preserve"> </w:t>
+      </w:r>
+      <w:r>
+        <w:rPr>
+          <w:rStyle w:val="StringTok"/>
+        </w:rPr>
+        <w:t xml:space="preserve">"https://www.glerl.noaa.gov/data/ice/glicd/daily/sup.txt"</w:t>
+      </w:r>
+      <w:r>
+        <w:br/>
+      </w:r>
+      <w:r>
+        <w:br/>
+      </w:r>
+      <w:r>
+        <w:rPr>
+          <w:rStyle w:val="NormalTok"/>
+        </w:rPr>
+        <w:t xml:space="preserve">ice_raw </w:t>
+      </w:r>
+      <w:r>
+        <w:rPr>
+          <w:rStyle w:val="OtherTok"/>
+        </w:rPr>
+        <w:t xml:space="preserve">&lt;-</w:t>
+      </w:r>
+      <w:r>
+        <w:rPr>
+          <w:rStyle w:val="NormalTok"/>
+        </w:rPr>
+        <w:t xml:space="preserve"> </w:t>
+      </w:r>
+      <w:r>
+        <w:rPr>
+          <w:rStyle w:val="FunctionTok"/>
+        </w:rPr>
+        <w:t xml:space="preserve">read.table</w:t>
+      </w:r>
+      <w:r>
+        <w:rPr>
+          <w:rStyle w:val="NormalTok"/>
+        </w:rPr>
+        <w:t xml:space="preserve">(</w:t>
+      </w:r>
+      <w:r>
+        <w:br/>
+      </w:r>
+      <w:r>
+        <w:rPr>
+          <w:rStyle w:val="NormalTok"/>
+        </w:rPr>
+        <w:t xml:space="preserve">  url,</w:t>
+      </w:r>
+      <w:r>
+        <w:br/>
+      </w:r>
+      <w:r>
+        <w:rPr>
+          <w:rStyle w:val="NormalTok"/>
+        </w:rPr>
+        <w:t xml:space="preserve">  </w:t>
+      </w:r>
+      <w:r>
+        <w:rPr>
+          <w:rStyle w:val="AttributeTok"/>
+        </w:rPr>
+        <w:t xml:space="preserve">header =</w:t>
+      </w:r>
+      <w:r>
+        <w:rPr>
+          <w:rStyle w:val="NormalTok"/>
+        </w:rPr>
+        <w:t xml:space="preserve"> </w:t>
+      </w:r>
+      <w:r>
+        <w:rPr>
+          <w:rStyle w:val="ConstantTok"/>
+        </w:rPr>
+        <w:t xml:space="preserve">TRUE</w:t>
+      </w:r>
+      <w:r>
+        <w:rPr>
+          <w:rStyle w:val="NormalTok"/>
+        </w:rPr>
+        <w:t xml:space="preserve">,</w:t>
+      </w:r>
+      <w:r>
+        <w:br/>
+      </w:r>
+      <w:r>
+        <w:rPr>
+          <w:rStyle w:val="NormalTok"/>
+        </w:rPr>
+        <w:t xml:space="preserve">  </w:t>
+      </w:r>
+      <w:r>
+        <w:rPr>
+          <w:rStyle w:val="AttributeTok"/>
+        </w:rPr>
+        <w:t xml:space="preserve">na.strings =</w:t>
+      </w:r>
+      <w:r>
+        <w:rPr>
+          <w:rStyle w:val="NormalTok"/>
+        </w:rPr>
+        <w:t xml:space="preserve"> </w:t>
+      </w:r>
+      <w:r>
+        <w:rPr>
+          <w:rStyle w:val="FunctionTok"/>
+        </w:rPr>
+        <w:t xml:space="preserve">c</w:t>
+      </w:r>
+      <w:r>
+        <w:rPr>
+          <w:rStyle w:val="NormalTok"/>
+        </w:rPr>
+        <w:t xml:space="preserve">(</w:t>
+      </w:r>
+      <w:r>
+        <w:rPr>
+          <w:rStyle w:val="StringTok"/>
+        </w:rPr>
+        <w:t xml:space="preserve">"-999"</w:t>
+      </w:r>
+      <w:r>
+        <w:rPr>
+          <w:rStyle w:val="NormalTok"/>
+        </w:rPr>
+        <w:t xml:space="preserve">, </w:t>
+      </w:r>
+      <w:r>
+        <w:rPr>
+          <w:rStyle w:val="StringTok"/>
+        </w:rPr>
+        <w:t xml:space="preserve">"-99.00"</w:t>
+      </w:r>
+      <w:r>
+        <w:rPr>
+          <w:rStyle w:val="NormalTok"/>
+        </w:rPr>
+        <w:t xml:space="preserve">, </w:t>
+      </w:r>
+      <w:r>
+        <w:rPr>
+          <w:rStyle w:val="StringTok"/>
+        </w:rPr>
+        <w:t xml:space="preserve">"NA"</w:t>
+      </w:r>
+      <w:r>
+        <w:rPr>
+          <w:rStyle w:val="NormalTok"/>
+        </w:rPr>
+        <w:t xml:space="preserve">)</w:t>
+      </w:r>
+      <w:r>
+        <w:br/>
+      </w:r>
+      <w:r>
+        <w:rPr>
+          <w:rStyle w:val="NormalTok"/>
+        </w:rPr>
+        <w:t xml:space="preserve">) </w:t>
+      </w:r>
+      <w:r>
+        <w:rPr>
+          <w:rStyle w:val="SpecialCharTok"/>
+        </w:rPr>
+        <w:t xml:space="preserve">%&gt;%</w:t>
+      </w:r>
+      <w:r>
+        <w:br/>
+      </w:r>
+      <w:r>
+        <w:rPr>
+          <w:rStyle w:val="NormalTok"/>
+        </w:rPr>
+        <w:t xml:space="preserve">  </w:t>
+      </w:r>
+      <w:r>
+        <w:rPr>
+          <w:rStyle w:val="FunctionTok"/>
+        </w:rPr>
+        <w:t xml:space="preserve">rownames_to_column</w:t>
+      </w:r>
+      <w:r>
+        <w:rPr>
+          <w:rStyle w:val="NormalTok"/>
+        </w:rPr>
+        <w:t xml:space="preserve">(</w:t>
+      </w:r>
+      <w:r>
+        <w:rPr>
+          <w:rStyle w:val="AttributeTok"/>
+        </w:rPr>
+        <w:t xml:space="preserve">var =</w:t>
+      </w:r>
+      <w:r>
+        <w:rPr>
+          <w:rStyle w:val="NormalTok"/>
+        </w:rPr>
+        <w:t xml:space="preserve"> </w:t>
+      </w:r>
+      <w:r>
+        <w:rPr>
+          <w:rStyle w:val="StringTok"/>
+        </w:rPr>
+        <w:t xml:space="preserve">"date"</w:t>
+      </w:r>
+      <w:r>
+        <w:rPr>
+          <w:rStyle w:val="NormalTok"/>
+        </w:rPr>
+        <w:t xml:space="preserve">) </w:t>
+      </w:r>
+      <w:r>
+        <w:rPr>
+          <w:rStyle w:val="SpecialCharTok"/>
+        </w:rPr>
+        <w:t xml:space="preserve">%&gt;%</w:t>
+      </w:r>
+      <w:r>
+        <w:br/>
+      </w:r>
+      <w:r>
+        <w:rPr>
+          <w:rStyle w:val="NormalTok"/>
+        </w:rPr>
+        <w:t xml:space="preserve">  </w:t>
+      </w:r>
+      <w:r>
+        <w:rPr>
+          <w:rStyle w:val="FunctionTok"/>
+        </w:rPr>
+        <w:t xml:space="preserve">as_tibble</w:t>
+      </w:r>
+      <w:r>
+        <w:rPr>
+          <w:rStyle w:val="NormalTok"/>
+        </w:rPr>
+        <w:t xml:space="preserve">()</w:t>
+      </w:r>
+      <w:r>
+        <w:br/>
+      </w:r>
+      <w:r>
+        <w:br/>
+      </w:r>
+      <w:r>
+        <w:rPr>
+          <w:rStyle w:val="FunctionTok"/>
+        </w:rPr>
+        <w:t xml:space="preserve">head</w:t>
+      </w:r>
+      <w:r>
+        <w:rPr>
+          <w:rStyle w:val="NormalTok"/>
+        </w:rPr>
+        <w:t xml:space="preserve">(ice_raw)</w:t>
+      </w:r>
+    </w:p>
+    <w:p>
+      <w:pPr>
+        <w:pStyle w:val="SourceCode"/>
+      </w:pPr>
+      <w:r>
+        <w:rPr>
+          <w:rStyle w:val="VerbatimChar"/>
+        </w:rPr>
+        <w:t xml:space="preserve"># A tibble: 6 × 55</w:t>
+      </w:r>
+      <w:r>
+        <w:br/>
+      </w:r>
+      <w:r>
+        <w:rPr>
+          <w:rStyle w:val="VerbatimChar"/>
+        </w:rPr>
+        <w:t xml:space="preserve">  date   X1973 X1974 X1975 X1976 X1977 X1978 X1979 X1980 X1981 X1982 X1983 X1984</w:t>
+      </w:r>
+      <w:r>
+        <w:br/>
+      </w:r>
+      <w:r>
+        <w:rPr>
+          <w:rStyle w:val="VerbatimChar"/>
+        </w:rPr>
+        <w:t xml:space="preserve">  &lt;chr&gt;  &lt;dbl&gt; &lt;dbl&gt; &lt;dbl&gt; &lt;dbl&gt; &lt;dbl&gt; &lt;dbl&gt; &lt;dbl&gt; &lt;dbl&gt; &lt;dbl&gt; &lt;dbl&gt; &lt;dbl&gt; &lt;dbl&gt;</w:t>
+      </w:r>
+      <w:r>
+        <w:br/>
+      </w:r>
+      <w:r>
+        <w:rPr>
+          <w:rStyle w:val="VerbatimChar"/>
+        </w:rPr>
+        <w:t xml:space="preserve">1 Nov-10    NA    NA    NA    NA    NA    NA    NA    NA    NA    NA    NA    NA</w:t>
+      </w:r>
+      <w:r>
+        <w:br/>
+      </w:r>
+      <w:r>
+        <w:rPr>
+          <w:rStyle w:val="VerbatimChar"/>
+        </w:rPr>
+        <w:t xml:space="preserve">2 Nov-11    NA    NA    NA    NA    NA    NA    NA    NA    NA    NA    NA    NA</w:t>
+      </w:r>
+      <w:r>
+        <w:br/>
+      </w:r>
+      <w:r>
+        <w:rPr>
+          <w:rStyle w:val="VerbatimChar"/>
+        </w:rPr>
+        <w:t xml:space="preserve">3 Nov-12    NA    NA    NA    NA    NA    NA    NA    NA    NA    NA    NA    NA</w:t>
+      </w:r>
+      <w:r>
+        <w:br/>
+      </w:r>
+      <w:r>
+        <w:rPr>
+          <w:rStyle w:val="VerbatimChar"/>
+        </w:rPr>
+        <w:t xml:space="preserve">4 Nov-13    NA    NA    NA    NA    NA    NA    NA    NA    NA    NA    NA    NA</w:t>
+      </w:r>
+      <w:r>
+        <w:br/>
+      </w:r>
+      <w:r>
+        <w:rPr>
+          <w:rStyle w:val="VerbatimChar"/>
+        </w:rPr>
+        <w:t xml:space="preserve">5 Nov-14    NA    NA    NA    NA    NA    NA    NA    NA    NA    NA    NA    NA</w:t>
+      </w:r>
+      <w:r>
+        <w:br/>
+      </w:r>
+      <w:r>
+        <w:rPr>
+          <w:rStyle w:val="VerbatimChar"/>
+        </w:rPr>
+        <w:t xml:space="preserve">6 Nov-15    NA    NA    NA    NA    NA    NA    NA    NA    NA    NA    NA    NA</w:t>
+      </w:r>
+      <w:r>
+        <w:br/>
+      </w:r>
+      <w:r>
+        <w:rPr>
+          <w:rStyle w:val="VerbatimChar"/>
+        </w:rPr>
+        <w:t xml:space="preserve"># ℹ 42 more variables: X1985 &lt;dbl&gt;, X1986 &lt;dbl&gt;, X1987 &lt;dbl&gt;, X1988 &lt;dbl&gt;,</w:t>
+      </w:r>
+      <w:r>
+        <w:br/>
+      </w:r>
+      <w:r>
+        <w:rPr>
+          <w:rStyle w:val="VerbatimChar"/>
+        </w:rPr>
+        <w:t xml:space="preserve">#   X1989 &lt;dbl&gt;, X1990 &lt;dbl&gt;, X1991 &lt;dbl&gt;, X1992 &lt;dbl&gt;, X1993 &lt;dbl&gt;,</w:t>
+      </w:r>
+      <w:r>
+        <w:br/>
+      </w:r>
+      <w:r>
+        <w:rPr>
+          <w:rStyle w:val="VerbatimChar"/>
+        </w:rPr>
+        <w:t xml:space="preserve">#   X1994 &lt;dbl&gt;, X1995 &lt;dbl&gt;, X1996 &lt;dbl&gt;, X1997 &lt;dbl&gt;, X1998 &lt;dbl&gt;,</w:t>
+      </w:r>
+      <w:r>
+        <w:br/>
+      </w:r>
+      <w:r>
+        <w:rPr>
+          <w:rStyle w:val="VerbatimChar"/>
+        </w:rPr>
+        <w:t xml:space="preserve">#   X1999 &lt;dbl&gt;, X2000 &lt;dbl&gt;, X2001 &lt;dbl&gt;, X2002 &lt;dbl&gt;, X2003 &lt;dbl&gt;,</w:t>
+      </w:r>
+      <w:r>
+        <w:br/>
+      </w:r>
+      <w:r>
+        <w:rPr>
+          <w:rStyle w:val="VerbatimChar"/>
+        </w:rPr>
+        <w:t xml:space="preserve">#   X2004 &lt;dbl&gt;, X2005 &lt;dbl&gt;, X2006 &lt;dbl&gt;, X2007 &lt;dbl&gt;, X2008 &lt;dbl&gt;,</w:t>
+      </w:r>
+      <w:r>
+        <w:br/>
+      </w:r>
+      <w:r>
+        <w:rPr>
+          <w:rStyle w:val="VerbatimChar"/>
+        </w:rPr>
+        <w:t xml:space="preserve">#   X2009 &lt;dbl&gt;, X2010 &lt;dbl&gt;, X2011 &lt;dbl&gt;, X2012 &lt;dbl&gt;, X2013 &lt;dbl&gt;,</w:t>
+      </w:r>
+      <w:r>
+        <w:br/>
+      </w:r>
+      <w:r>
+        <w:rPr>
+          <w:rStyle w:val="VerbatimChar"/>
+        </w:rPr>
+        <w:t xml:space="preserve">#   X2014 &lt;dbl&gt;, X2015 &lt;dbl&gt;, X2016 &lt;dbl&gt;, X2017 &lt;dbl&gt;, X2018 &lt;dbl&gt;, …</w:t>
+      </w:r>
+    </w:p>
+    <w:p>
+      <w:pPr>
+        <w:pStyle w:val="FirstParagraph"/>
+      </w:pPr>
       <w:r>
         <w:rPr>
           <w:b/>
           <w:bCs/>
         </w:rPr>
-        <w:t xml:space="preserve">terrible for R and ggplot</w:t>
-      </w:r>
-      <w:r>
-        <w:t xml:space="preserve">.</w:t>
-      </w:r>
-    </w:p>
-    <w:p>
-      <w:pPr>
-        <w:pStyle w:val="BodyText"/>
-      </w:pPr>
-      <w:r>
-        <w:rPr>
-          <w:b/>
-          <w:bCs/>
-        </w:rPr>
-        <w:t xml:space="preserve">Why this breaks tidy tools:</w:t>
+        <w:t xml:space="preserve">What’s happening here:</w:t>
       </w:r>
     </w:p>
     <w:p>
@@ -1978,34 +2597,28 @@
         <w:rPr>
           <w:rStyle w:val="VerbatimChar"/>
         </w:rPr>
-        <w:t xml:space="preserve">ggplot()</w:t>
-      </w:r>
-      <w:r>
-        <w:t xml:space="preserve"> </w:t>
-      </w:r>
-      <w:r>
-        <w:t xml:space="preserve">wants one column to map to</w:t>
-      </w:r>
-      <w:r>
-        <w:t xml:space="preserve"> </w:t>
-      </w:r>
-      <w:r>
-        <w:rPr>
-          <w:rStyle w:val="VerbatimChar"/>
-        </w:rPr>
-        <w:t xml:space="preserve">x</w:t>
-      </w:r>
-      <w:r>
-        <w:t xml:space="preserve">, one to</w:t>
-      </w:r>
-      <w:r>
-        <w:t xml:space="preserve"> </w:t>
-      </w:r>
-      <w:r>
-        <w:rPr>
-          <w:rStyle w:val="VerbatimChar"/>
-        </w:rPr>
-        <w:t xml:space="preserve">y</w:t>
+        <w:t xml:space="preserve">read.table()</w:t>
+      </w:r>
+      <w:r>
+        <w:t xml:space="preserve"> </w:t>
+      </w:r>
+      <w:r>
+        <w:t xml:space="preserve">(base R) handles this better than</w:t>
+      </w:r>
+      <w:r>
+        <w:t xml:space="preserve"> </w:t>
+      </w:r>
+      <w:r>
+        <w:rPr>
+          <w:rStyle w:val="VerbatimChar"/>
+        </w:rPr>
+        <w:t xml:space="preserve">read_csv()</w:t>
+      </w:r>
+      <w:r>
+        <w:t xml:space="preserve"> </w:t>
+      </w:r>
+      <w:r>
+        <w:t xml:space="preserve">since the file isn’t comma-separated</w:t>
       </w:r>
     </w:p>
     <w:p>
@@ -2017,32 +2630,22 @@
         </w:numPr>
       </w:pPr>
       <w:r>
-        <w:t xml:space="preserve">Here,</w:t>
-      </w:r>
-      <w:r>
-        <w:t xml:space="preserve"> </w:t>
-      </w:r>
-      <w:r>
-        <w:t xml:space="preserve">“year”</w:t>
-      </w:r>
-      <w:r>
-        <w:t xml:space="preserve"> </w:t>
-      </w:r>
-      <w:r>
-        <w:t xml:space="preserve">is hiding as 53 separate</w:t>
-      </w:r>
-      <w:r>
-        <w:t xml:space="preserve"> </w:t>
-      </w:r>
-      <w:r>
-        <w:rPr>
-          <w:b/>
-          <w:bCs/>
-        </w:rPr>
-        <w:t xml:space="preserve">column names</w:t>
-      </w:r>
-      <w:r>
-        <w:t xml:space="preserve">, not as data values</w:t>
+        <w:rPr>
+          <w:rStyle w:val="VerbatimChar"/>
+        </w:rPr>
+        <w:t xml:space="preserve">na.strings</w:t>
+      </w:r>
+      <w:r>
+        <w:t xml:space="preserve"> </w:t>
+      </w:r>
+      <w:r>
+        <w:t xml:space="preserve">tells R which placeholder values actually mean</w:t>
+      </w:r>
+      <w:r>
+        <w:t xml:space="preserve"> </w:t>
+      </w:r>
+      <w:r>
+        <w:t xml:space="preserve">“missing”</w:t>
       </w:r>
     </w:p>
     <w:p>
@@ -2051,630 +2654,6 @@
         <w:numPr>
           <w:ilvl w:val="0"/>
           <w:numId w:val="1011"/>
-        </w:numPr>
-      </w:pPr>
-      <w:r>
-        <w:rPr>
-          <w:rStyle w:val="VerbatimChar"/>
-        </w:rPr>
-        <w:t xml:space="preserve">group_by(year)</w:t>
-      </w:r>
-      <w:r>
-        <w:t xml:space="preserve"> </w:t>
-      </w:r>
-      <w:r>
-        <w:t xml:space="preserve">is impossible — there’s no</w:t>
-      </w:r>
-      <w:r>
-        <w:t xml:space="preserve"> </w:t>
-      </w:r>
-      <w:r>
-        <w:rPr>
-          <w:rStyle w:val="VerbatimChar"/>
-        </w:rPr>
-        <w:t xml:space="preserve">year</w:t>
-      </w:r>
-      <w:r>
-        <w:t xml:space="preserve"> </w:t>
-      </w:r>
-      <w:r>
-        <w:t xml:space="preserve">column to group by!</w:t>
-      </w:r>
-    </w:p>
-    <w:p>
-      <w:pPr>
-        <w:pStyle w:val="FirstParagraph"/>
-      </w:pPr>
-      <w:r>
-        <w:t xml:space="preserve">📖 R4DS Ch. 5.2 —</w:t>
-      </w:r>
-      <w:r>
-        <w:t xml:space="preserve"> </w:t>
-      </w:r>
-      <w:r>
-        <w:t xml:space="preserve">“every value in its own cell”</w:t>
-      </w:r>
-    </w:p>
-    <w:bookmarkEnd w:id="35"/>
-    <w:bookmarkStart w:id="38" w:name="load-libraries-and-read-the-raw-file"/>
-    <w:p>
-      <w:pPr>
-        <w:pStyle w:val="Heading1"/>
-      </w:pPr>
-      <w:r>
-        <w:t xml:space="preserve">Load Libraries and Read the Raw File</w:t>
-      </w:r>
-    </w:p>
-    <w:p>
-      <w:pPr>
-        <w:pStyle w:val="SourceCode"/>
-      </w:pPr>
-      <w:r>
-        <w:rPr>
-          <w:rStyle w:val="CommentTok"/>
-        </w:rPr>
-        <w:t xml:space="preserve"># Load packages at the top — always -------------------</w:t>
-      </w:r>
-      <w:r>
-        <w:br/>
-      </w:r>
-      <w:r>
-        <w:rPr>
-          <w:rStyle w:val="FunctionTok"/>
-        </w:rPr>
-        <w:t xml:space="preserve">library</w:t>
-      </w:r>
-      <w:r>
-        <w:rPr>
-          <w:rStyle w:val="NormalTok"/>
-        </w:rPr>
-        <w:t xml:space="preserve">(tidyverse) </w:t>
-      </w:r>
-      <w:r>
-        <w:rPr>
-          <w:rStyle w:val="CommentTok"/>
-        </w:rPr>
-        <w:t xml:space="preserve"># data manipulation + ggplot2</w:t>
-      </w:r>
-      <w:r>
-        <w:br/>
-      </w:r>
-      <w:r>
-        <w:rPr>
-          <w:rStyle w:val="FunctionTok"/>
-        </w:rPr>
-        <w:t xml:space="preserve">library</w:t>
-      </w:r>
-      <w:r>
-        <w:rPr>
-          <w:rStyle w:val="NormalTok"/>
-        </w:rPr>
-        <w:t xml:space="preserve">(janitor) </w:t>
-      </w:r>
-      <w:r>
-        <w:rPr>
-          <w:rStyle w:val="CommentTok"/>
-        </w:rPr>
-        <w:t xml:space="preserve"># clean_names() and friends</w:t>
-      </w:r>
-    </w:p>
-    <w:p>
-      <w:pPr>
-        <w:pStyle w:val="SourceCode"/>
-      </w:pPr>
-      <w:r>
-        <w:rPr>
-          <w:rStyle w:val="CommentTok"/>
-        </w:rPr>
-        <w:t xml:space="preserve"># Read the messy text file directly from the web -------</w:t>
-      </w:r>
-      <w:r>
-        <w:br/>
-      </w:r>
-      <w:r>
-        <w:rPr>
-          <w:rStyle w:val="NormalTok"/>
-        </w:rPr>
-        <w:t xml:space="preserve">url </w:t>
-      </w:r>
-      <w:r>
-        <w:rPr>
-          <w:rStyle w:val="OtherTok"/>
-        </w:rPr>
-        <w:t xml:space="preserve">&lt;-</w:t>
-      </w:r>
-      <w:r>
-        <w:rPr>
-          <w:rStyle w:val="NormalTok"/>
-        </w:rPr>
-        <w:t xml:space="preserve"> </w:t>
-      </w:r>
-      <w:r>
-        <w:rPr>
-          <w:rStyle w:val="StringTok"/>
-        </w:rPr>
-        <w:t xml:space="preserve">"https://www.glerl.noaa.gov/data/ice/glicd/daily/sup.txt"</w:t>
-      </w:r>
-      <w:r>
-        <w:br/>
-      </w:r>
-      <w:r>
-        <w:br/>
-      </w:r>
-      <w:r>
-        <w:rPr>
-          <w:rStyle w:val="NormalTok"/>
-        </w:rPr>
-        <w:t xml:space="preserve">ice_raw </w:t>
-      </w:r>
-      <w:r>
-        <w:rPr>
-          <w:rStyle w:val="OtherTok"/>
-        </w:rPr>
-        <w:t xml:space="preserve">&lt;-</w:t>
-      </w:r>
-      <w:r>
-        <w:rPr>
-          <w:rStyle w:val="NormalTok"/>
-        </w:rPr>
-        <w:t xml:space="preserve"> </w:t>
-      </w:r>
-      <w:r>
-        <w:rPr>
-          <w:rStyle w:val="FunctionTok"/>
-        </w:rPr>
-        <w:t xml:space="preserve">read.table</w:t>
-      </w:r>
-      <w:r>
-        <w:rPr>
-          <w:rStyle w:val="NormalTok"/>
-        </w:rPr>
-        <w:t xml:space="preserve">(</w:t>
-      </w:r>
-      <w:r>
-        <w:br/>
-      </w:r>
-      <w:r>
-        <w:rPr>
-          <w:rStyle w:val="NormalTok"/>
-        </w:rPr>
-        <w:t xml:space="preserve">  url,</w:t>
-      </w:r>
-      <w:r>
-        <w:br/>
-      </w:r>
-      <w:r>
-        <w:rPr>
-          <w:rStyle w:val="NormalTok"/>
-        </w:rPr>
-        <w:t xml:space="preserve">  </w:t>
-      </w:r>
-      <w:r>
-        <w:rPr>
-          <w:rStyle w:val="AttributeTok"/>
-        </w:rPr>
-        <w:t xml:space="preserve">header =</w:t>
-      </w:r>
-      <w:r>
-        <w:rPr>
-          <w:rStyle w:val="NormalTok"/>
-        </w:rPr>
-        <w:t xml:space="preserve"> </w:t>
-      </w:r>
-      <w:r>
-        <w:rPr>
-          <w:rStyle w:val="ConstantTok"/>
-        </w:rPr>
-        <w:t xml:space="preserve">TRUE</w:t>
-      </w:r>
-      <w:r>
-        <w:rPr>
-          <w:rStyle w:val="NormalTok"/>
-        </w:rPr>
-        <w:t xml:space="preserve">,</w:t>
-      </w:r>
-      <w:r>
-        <w:br/>
-      </w:r>
-      <w:r>
-        <w:rPr>
-          <w:rStyle w:val="NormalTok"/>
-        </w:rPr>
-        <w:t xml:space="preserve">  </w:t>
-      </w:r>
-      <w:r>
-        <w:rPr>
-          <w:rStyle w:val="AttributeTok"/>
-        </w:rPr>
-        <w:t xml:space="preserve">na.strings =</w:t>
-      </w:r>
-      <w:r>
-        <w:rPr>
-          <w:rStyle w:val="NormalTok"/>
-        </w:rPr>
-        <w:t xml:space="preserve"> </w:t>
-      </w:r>
-      <w:r>
-        <w:rPr>
-          <w:rStyle w:val="FunctionTok"/>
-        </w:rPr>
-        <w:t xml:space="preserve">c</w:t>
-      </w:r>
-      <w:r>
-        <w:rPr>
-          <w:rStyle w:val="NormalTok"/>
-        </w:rPr>
-        <w:t xml:space="preserve">(</w:t>
-      </w:r>
-      <w:r>
-        <w:rPr>
-          <w:rStyle w:val="StringTok"/>
-        </w:rPr>
-        <w:t xml:space="preserve">"-999"</w:t>
-      </w:r>
-      <w:r>
-        <w:rPr>
-          <w:rStyle w:val="NormalTok"/>
-        </w:rPr>
-        <w:t xml:space="preserve">, </w:t>
-      </w:r>
-      <w:r>
-        <w:rPr>
-          <w:rStyle w:val="StringTok"/>
-        </w:rPr>
-        <w:t xml:space="preserve">"-99.00"</w:t>
-      </w:r>
-      <w:r>
-        <w:rPr>
-          <w:rStyle w:val="NormalTok"/>
-        </w:rPr>
-        <w:t xml:space="preserve">, </w:t>
-      </w:r>
-      <w:r>
-        <w:rPr>
-          <w:rStyle w:val="StringTok"/>
-        </w:rPr>
-        <w:t xml:space="preserve">"NA"</w:t>
-      </w:r>
-      <w:r>
-        <w:rPr>
-          <w:rStyle w:val="NormalTok"/>
-        </w:rPr>
-        <w:t xml:space="preserve">)</w:t>
-      </w:r>
-      <w:r>
-        <w:br/>
-      </w:r>
-      <w:r>
-        <w:rPr>
-          <w:rStyle w:val="NormalTok"/>
-        </w:rPr>
-        <w:t xml:space="preserve">) </w:t>
-      </w:r>
-      <w:r>
-        <w:rPr>
-          <w:rStyle w:val="SpecialCharTok"/>
-        </w:rPr>
-        <w:t xml:space="preserve">%&gt;%</w:t>
-      </w:r>
-      <w:r>
-        <w:br/>
-      </w:r>
-      <w:r>
-        <w:rPr>
-          <w:rStyle w:val="NormalTok"/>
-        </w:rPr>
-        <w:t xml:space="preserve">  </w:t>
-      </w:r>
-      <w:r>
-        <w:rPr>
-          <w:rStyle w:val="FunctionTok"/>
-        </w:rPr>
-        <w:t xml:space="preserve">rownames_to_column</w:t>
-      </w:r>
-      <w:r>
-        <w:rPr>
-          <w:rStyle w:val="NormalTok"/>
-        </w:rPr>
-        <w:t xml:space="preserve">(</w:t>
-      </w:r>
-      <w:r>
-        <w:rPr>
-          <w:rStyle w:val="AttributeTok"/>
-        </w:rPr>
-        <w:t xml:space="preserve">var =</w:t>
-      </w:r>
-      <w:r>
-        <w:rPr>
-          <w:rStyle w:val="NormalTok"/>
-        </w:rPr>
-        <w:t xml:space="preserve"> </w:t>
-      </w:r>
-      <w:r>
-        <w:rPr>
-          <w:rStyle w:val="StringTok"/>
-        </w:rPr>
-        <w:t xml:space="preserve">"date"</w:t>
-      </w:r>
-      <w:r>
-        <w:rPr>
-          <w:rStyle w:val="NormalTok"/>
-        </w:rPr>
-        <w:t xml:space="preserve">) </w:t>
-      </w:r>
-      <w:r>
-        <w:rPr>
-          <w:rStyle w:val="SpecialCharTok"/>
-        </w:rPr>
-        <w:t xml:space="preserve">%&gt;%</w:t>
-      </w:r>
-      <w:r>
-        <w:br/>
-      </w:r>
-      <w:r>
-        <w:rPr>
-          <w:rStyle w:val="NormalTok"/>
-        </w:rPr>
-        <w:t xml:space="preserve">  </w:t>
-      </w:r>
-      <w:r>
-        <w:rPr>
-          <w:rStyle w:val="FunctionTok"/>
-        </w:rPr>
-        <w:t xml:space="preserve">as_tibble</w:t>
-      </w:r>
-      <w:r>
-        <w:rPr>
-          <w:rStyle w:val="NormalTok"/>
-        </w:rPr>
-        <w:t xml:space="preserve">()</w:t>
-      </w:r>
-      <w:r>
-        <w:br/>
-      </w:r>
-      <w:r>
-        <w:br/>
-      </w:r>
-      <w:r>
-        <w:rPr>
-          <w:rStyle w:val="FunctionTok"/>
-        </w:rPr>
-        <w:t xml:space="preserve">head</w:t>
-      </w:r>
-      <w:r>
-        <w:rPr>
-          <w:rStyle w:val="NormalTok"/>
-        </w:rPr>
-        <w:t xml:space="preserve">(ice_raw)</w:t>
-      </w:r>
-    </w:p>
-    <w:p>
-      <w:pPr>
-        <w:pStyle w:val="SourceCode"/>
-      </w:pPr>
-      <w:r>
-        <w:rPr>
-          <w:rStyle w:val="VerbatimChar"/>
-        </w:rPr>
-        <w:t xml:space="preserve"># A tibble: 6 × 55</w:t>
-      </w:r>
-      <w:r>
-        <w:br/>
-      </w:r>
-      <w:r>
-        <w:rPr>
-          <w:rStyle w:val="VerbatimChar"/>
-        </w:rPr>
-        <w:t xml:space="preserve">  date   X1973 X1974 X1975 X1976 X1977 X1978 X1979 X1980 X1981 X1982 X1983 X1984</w:t>
-      </w:r>
-      <w:r>
-        <w:br/>
-      </w:r>
-      <w:r>
-        <w:rPr>
-          <w:rStyle w:val="VerbatimChar"/>
-        </w:rPr>
-        <w:t xml:space="preserve">  &lt;chr&gt;  &lt;dbl&gt; &lt;dbl&gt; &lt;dbl&gt; &lt;dbl&gt; &lt;dbl&gt; &lt;dbl&gt; &lt;dbl&gt; &lt;dbl&gt; &lt;dbl&gt; &lt;dbl&gt; &lt;dbl&gt; &lt;dbl&gt;</w:t>
-      </w:r>
-      <w:r>
-        <w:br/>
-      </w:r>
-      <w:r>
-        <w:rPr>
-          <w:rStyle w:val="VerbatimChar"/>
-        </w:rPr>
-        <w:t xml:space="preserve">1 Nov-10    NA    NA    NA    NA    NA    NA    NA    NA    NA    NA    NA    NA</w:t>
-      </w:r>
-      <w:r>
-        <w:br/>
-      </w:r>
-      <w:r>
-        <w:rPr>
-          <w:rStyle w:val="VerbatimChar"/>
-        </w:rPr>
-        <w:t xml:space="preserve">2 Nov-11    NA    NA    NA    NA    NA    NA    NA    NA    NA    NA    NA    NA</w:t>
-      </w:r>
-      <w:r>
-        <w:br/>
-      </w:r>
-      <w:r>
-        <w:rPr>
-          <w:rStyle w:val="VerbatimChar"/>
-        </w:rPr>
-        <w:t xml:space="preserve">3 Nov-12    NA    NA    NA    NA    NA    NA    NA    NA    NA    NA    NA    NA</w:t>
-      </w:r>
-      <w:r>
-        <w:br/>
-      </w:r>
-      <w:r>
-        <w:rPr>
-          <w:rStyle w:val="VerbatimChar"/>
-        </w:rPr>
-        <w:t xml:space="preserve">4 Nov-13    NA    NA    NA    NA    NA    NA    NA    NA    NA    NA    NA    NA</w:t>
-      </w:r>
-      <w:r>
-        <w:br/>
-      </w:r>
-      <w:r>
-        <w:rPr>
-          <w:rStyle w:val="VerbatimChar"/>
-        </w:rPr>
-        <w:t xml:space="preserve">5 Nov-14    NA    NA    NA    NA    NA    NA    NA    NA    NA    NA    NA    NA</w:t>
-      </w:r>
-      <w:r>
-        <w:br/>
-      </w:r>
-      <w:r>
-        <w:rPr>
-          <w:rStyle w:val="VerbatimChar"/>
-        </w:rPr>
-        <w:t xml:space="preserve">6 Nov-15    NA    NA    NA    NA    NA    NA    NA    NA    NA    NA    NA    NA</w:t>
-      </w:r>
-      <w:r>
-        <w:br/>
-      </w:r>
-      <w:r>
-        <w:rPr>
-          <w:rStyle w:val="VerbatimChar"/>
-        </w:rPr>
-        <w:t xml:space="preserve"># ℹ 42 more variables: X1985 &lt;dbl&gt;, X1986 &lt;dbl&gt;, X1987 &lt;dbl&gt;, X1988 &lt;dbl&gt;,</w:t>
-      </w:r>
-      <w:r>
-        <w:br/>
-      </w:r>
-      <w:r>
-        <w:rPr>
-          <w:rStyle w:val="VerbatimChar"/>
-        </w:rPr>
-        <w:t xml:space="preserve">#   X1989 &lt;dbl&gt;, X1990 &lt;dbl&gt;, X1991 &lt;dbl&gt;, X1992 &lt;dbl&gt;, X1993 &lt;dbl&gt;,</w:t>
-      </w:r>
-      <w:r>
-        <w:br/>
-      </w:r>
-      <w:r>
-        <w:rPr>
-          <w:rStyle w:val="VerbatimChar"/>
-        </w:rPr>
-        <w:t xml:space="preserve">#   X1994 &lt;dbl&gt;, X1995 &lt;dbl&gt;, X1996 &lt;dbl&gt;, X1997 &lt;dbl&gt;, X1998 &lt;dbl&gt;,</w:t>
-      </w:r>
-      <w:r>
-        <w:br/>
-      </w:r>
-      <w:r>
-        <w:rPr>
-          <w:rStyle w:val="VerbatimChar"/>
-        </w:rPr>
-        <w:t xml:space="preserve">#   X1999 &lt;dbl&gt;, X2000 &lt;dbl&gt;, X2001 &lt;dbl&gt;, X2002 &lt;dbl&gt;, X2003 &lt;dbl&gt;,</w:t>
-      </w:r>
-      <w:r>
-        <w:br/>
-      </w:r>
-      <w:r>
-        <w:rPr>
-          <w:rStyle w:val="VerbatimChar"/>
-        </w:rPr>
-        <w:t xml:space="preserve">#   X2004 &lt;dbl&gt;, X2005 &lt;dbl&gt;, X2006 &lt;dbl&gt;, X2007 &lt;dbl&gt;, X2008 &lt;dbl&gt;,</w:t>
-      </w:r>
-      <w:r>
-        <w:br/>
-      </w:r>
-      <w:r>
-        <w:rPr>
-          <w:rStyle w:val="VerbatimChar"/>
-        </w:rPr>
-        <w:t xml:space="preserve">#   X2009 &lt;dbl&gt;, X2010 &lt;dbl&gt;, X2011 &lt;dbl&gt;, X2012 &lt;dbl&gt;, X2013 &lt;dbl&gt;,</w:t>
-      </w:r>
-      <w:r>
-        <w:br/>
-      </w:r>
-      <w:r>
-        <w:rPr>
-          <w:rStyle w:val="VerbatimChar"/>
-        </w:rPr>
-        <w:t xml:space="preserve">#   X2014 &lt;dbl&gt;, X2015 &lt;dbl&gt;, X2016 &lt;dbl&gt;, X2017 &lt;dbl&gt;, X2018 &lt;dbl&gt;, …</w:t>
-      </w:r>
-    </w:p>
-    <w:p>
-      <w:pPr>
-        <w:pStyle w:val="FirstParagraph"/>
-      </w:pPr>
-      <w:r>
-        <w:rPr>
-          <w:b/>
-          <w:bCs/>
-        </w:rPr>
-        <w:t xml:space="preserve">What’s happening here:</w:t>
-      </w:r>
-    </w:p>
-    <w:p>
-      <w:pPr>
-        <w:pStyle w:val="Compact"/>
-        <w:numPr>
-          <w:ilvl w:val="0"/>
-          <w:numId w:val="1012"/>
-        </w:numPr>
-      </w:pPr>
-      <w:r>
-        <w:rPr>
-          <w:rStyle w:val="VerbatimChar"/>
-        </w:rPr>
-        <w:t xml:space="preserve">read.table()</w:t>
-      </w:r>
-      <w:r>
-        <w:t xml:space="preserve"> </w:t>
-      </w:r>
-      <w:r>
-        <w:t xml:space="preserve">(base R) handles this better than</w:t>
-      </w:r>
-      <w:r>
-        <w:t xml:space="preserve"> </w:t>
-      </w:r>
-      <w:r>
-        <w:rPr>
-          <w:rStyle w:val="VerbatimChar"/>
-        </w:rPr>
-        <w:t xml:space="preserve">read_csv()</w:t>
-      </w:r>
-      <w:r>
-        <w:t xml:space="preserve"> </w:t>
-      </w:r>
-      <w:r>
-        <w:t xml:space="preserve">since the file isn’t comma-separated</w:t>
-      </w:r>
-    </w:p>
-    <w:p>
-      <w:pPr>
-        <w:pStyle w:val="Compact"/>
-        <w:numPr>
-          <w:ilvl w:val="0"/>
-          <w:numId w:val="1012"/>
-        </w:numPr>
-      </w:pPr>
-      <w:r>
-        <w:rPr>
-          <w:rStyle w:val="VerbatimChar"/>
-        </w:rPr>
-        <w:t xml:space="preserve">na.strings</w:t>
-      </w:r>
-      <w:r>
-        <w:t xml:space="preserve"> </w:t>
-      </w:r>
-      <w:r>
-        <w:t xml:space="preserve">tells R which placeholder values actually mean</w:t>
-      </w:r>
-      <w:r>
-        <w:t xml:space="preserve"> </w:t>
-      </w:r>
-      <w:r>
-        <w:t xml:space="preserve">“missing”</w:t>
-      </w:r>
-    </w:p>
-    <w:p>
-      <w:pPr>
-        <w:pStyle w:val="Compact"/>
-        <w:numPr>
-          <w:ilvl w:val="0"/>
-          <w:numId w:val="1012"/>
         </w:numPr>
       </w:pPr>
       <w:r>
@@ -3671,7 +3650,7 @@
         <w:pStyle w:val="Compact"/>
         <w:numPr>
           <w:ilvl w:val="0"/>
-          <w:numId w:val="1013"/>
+          <w:numId w:val="1012"/>
         </w:numPr>
       </w:pPr>
       <w:r>
@@ -3711,7 +3690,7 @@
         <w:pStyle w:val="Compact"/>
         <w:numPr>
           <w:ilvl w:val="0"/>
-          <w:numId w:val="1013"/>
+          <w:numId w:val="1012"/>
         </w:numPr>
       </w:pPr>
       <w:r>
@@ -3763,7 +3742,7 @@
         <w:pStyle w:val="Compact"/>
         <w:numPr>
           <w:ilvl w:val="0"/>
-          <w:numId w:val="1013"/>
+          <w:numId w:val="1012"/>
         </w:numPr>
       </w:pPr>
       <w:r>
@@ -3799,7 +3778,7 @@
         <w:pStyle w:val="Compact"/>
         <w:numPr>
           <w:ilvl w:val="0"/>
-          <w:numId w:val="1013"/>
+          <w:numId w:val="1012"/>
         </w:numPr>
       </w:pPr>
       <w:r>
@@ -4677,7 +4656,7 @@
         <w:pStyle w:val="Compact"/>
         <w:numPr>
           <w:ilvl w:val="0"/>
-          <w:numId w:val="1014"/>
+          <w:numId w:val="1013"/>
         </w:numPr>
       </w:pPr>
       <w:r>
@@ -4689,7 +4668,7 @@
         <w:pStyle w:val="Compact"/>
         <w:numPr>
           <w:ilvl w:val="0"/>
-          <w:numId w:val="1014"/>
+          <w:numId w:val="1013"/>
         </w:numPr>
       </w:pPr>
       <w:r>
@@ -4701,7 +4680,7 @@
         <w:pStyle w:val="Compact"/>
         <w:numPr>
           <w:ilvl w:val="0"/>
-          <w:numId w:val="1014"/>
+          <w:numId w:val="1013"/>
         </w:numPr>
       </w:pPr>
       <w:r>
@@ -4863,7 +4842,22 @@
               <w:spacing w:before="16" w:after="16"/>
             </w:pPr>
             <w:r>
-              <w:t xml:space="preserve">This is the single most important reshaping skill in all of data science — almost every messy dataset needs this.</w:t>
+              <w:t xml:space="preserve">Once a dataset’s categories are trapped in column names instead of a column of values, this reshape is usually the first thing you reach for — it’s what turns a spreadsheet into something</w:t>
+            </w:r>
+            <w:r>
+              <w:t xml:space="preserve"> </w:t>
+            </w:r>
+            <w:r>
+              <w:rPr>
+                <w:rStyle w:val="VerbatimChar"/>
+              </w:rPr>
+              <w:t xml:space="preserve">group_by()</w:t>
+            </w:r>
+            <w:r>
+              <w:t xml:space="preserve"> </w:t>
+            </w:r>
+            <w:r>
+              <w:t xml:space="preserve">can work with.</w:t>
             </w:r>
           </w:p>
           <w:p/>
@@ -5456,7 +5450,7 @@
         <w:pStyle w:val="Compact"/>
         <w:numPr>
           <w:ilvl w:val="0"/>
-          <w:numId w:val="1015"/>
+          <w:numId w:val="1014"/>
         </w:numPr>
       </w:pPr>
       <w:r>
@@ -5498,7 +5492,7 @@
         <w:pStyle w:val="Compact"/>
         <w:numPr>
           <w:ilvl w:val="0"/>
-          <w:numId w:val="1015"/>
+          <w:numId w:val="1014"/>
         </w:numPr>
       </w:pPr>
       <w:r>
@@ -5525,7 +5519,7 @@
         <w:pStyle w:val="Compact"/>
         <w:numPr>
           <w:ilvl w:val="0"/>
-          <w:numId w:val="1015"/>
+          <w:numId w:val="1014"/>
         </w:numPr>
       </w:pPr>
       <w:r>
@@ -5567,7 +5561,7 @@
         <w:pStyle w:val="Compact"/>
         <w:numPr>
           <w:ilvl w:val="0"/>
-          <w:numId w:val="1015"/>
+          <w:numId w:val="1014"/>
         </w:numPr>
       </w:pPr>
       <w:r>
@@ -6256,7 +6250,7 @@
         <w:pStyle w:val="Compact"/>
         <w:numPr>
           <w:ilvl w:val="0"/>
-          <w:numId w:val="1016"/>
+          <w:numId w:val="1015"/>
         </w:numPr>
       </w:pPr>
       <w:r>
@@ -6275,7 +6269,455 @@
         <w:t xml:space="preserve"> </w:t>
       </w:r>
       <w:r>
-        <w:t xml:space="preserve">pattern from Lecture 06’s Duluth weather data</w:t>
+        <w:t xml:space="preserve">pattern from Lecture 12’s Duluth weather data</w:t>
+      </w:r>
+    </w:p>
+    <w:p>
+      <w:pPr>
+        <w:pStyle w:val="Compact"/>
+        <w:numPr>
+          <w:ilvl w:val="0"/>
+          <w:numId w:val="1015"/>
+        </w:numPr>
+      </w:pPr>
+      <w:r>
+        <w:t xml:space="preserve">We could</w:t>
+      </w:r>
+      <w:r>
+        <w:t xml:space="preserve"> </w:t>
+      </w:r>
+      <w:r>
+        <w:rPr>
+          <w:b/>
+          <w:bCs/>
+        </w:rPr>
+        <w:t xml:space="preserve">not</w:t>
+      </w:r>
+      <w:r>
+        <w:t xml:space="preserve"> </w:t>
+      </w:r>
+      <w:r>
+        <w:t xml:space="preserve">have written this on the wide data — there was no</w:t>
+      </w:r>
+      <w:r>
+        <w:t xml:space="preserve"> </w:t>
+      </w:r>
+      <w:r>
+        <w:rPr>
+          <w:rStyle w:val="VerbatimChar"/>
+        </w:rPr>
+        <w:t xml:space="preserve">year</w:t>
+      </w:r>
+      <w:r>
+        <w:t xml:space="preserve"> </w:t>
+      </w:r>
+      <w:r>
+        <w:t xml:space="preserve">or</w:t>
+      </w:r>
+      <w:r>
+        <w:t xml:space="preserve"> </w:t>
+      </w:r>
+      <w:r>
+        <w:rPr>
+          <w:rStyle w:val="VerbatimChar"/>
+        </w:rPr>
+        <w:t xml:space="preserve">month</w:t>
+      </w:r>
+      <w:r>
+        <w:t xml:space="preserve"> </w:t>
+      </w:r>
+      <w:r>
+        <w:t xml:space="preserve">column to group by until we pivoted</w:t>
+      </w:r>
+    </w:p>
+    <w:p>
+      <w:pPr>
+        <w:pStyle w:val="FirstParagraph"/>
+      </w:pPr>
+      <w:r>
+        <w:t xml:space="preserve">The reshape wasn’t just cosmetic — it</w:t>
+      </w:r>
+      <w:r>
+        <w:t xml:space="preserve"> </w:t>
+      </w:r>
+      <w:r>
+        <w:rPr>
+          <w:b/>
+          <w:bCs/>
+        </w:rPr>
+        <w:t xml:space="preserve">unlocked</w:t>
+      </w:r>
+      <w:r>
+        <w:t xml:space="preserve"> </w:t>
+      </w:r>
+      <w:r>
+        <w:t xml:space="preserve">every tidyverse tool we already know.</w:t>
+      </w:r>
+    </w:p>
+    <w:bookmarkEnd w:id="57"/>
+    <w:bookmarkStart w:id="58" w:name="X50ded1d1fcaebbc8c1affdf98ba70a83cab450e"/>
+    <w:p>
+      <w:pPr>
+        <w:pStyle w:val="Heading1"/>
+      </w:pPr>
+      <w:r>
+        <w:rPr>
+          <w:rStyle w:val="VerbatimChar"/>
+        </w:rPr>
+        <w:t xml:space="preserve">pivot_wider()</w:t>
+      </w:r>
+      <w:r>
+        <w:t xml:space="preserve"> </w:t>
+      </w:r>
+      <w:r>
+        <w:t xml:space="preserve">— Going Back the Other Direction</w:t>
+      </w:r>
+    </w:p>
+    <w:p>
+      <w:pPr>
+        <w:pStyle w:val="SourceCode"/>
+      </w:pPr>
+      <w:r>
+        <w:rPr>
+          <w:rStyle w:val="CommentTok"/>
+        </w:rPr>
+        <w:t xml:space="preserve"># Turn long data into a year-by-month summary table ------</w:t>
+      </w:r>
+      <w:r>
+        <w:br/>
+      </w:r>
+      <w:r>
+        <w:rPr>
+          <w:rStyle w:val="NormalTok"/>
+        </w:rPr>
+        <w:t xml:space="preserve">ice_pivot_table </w:t>
+      </w:r>
+      <w:r>
+        <w:rPr>
+          <w:rStyle w:val="OtherTok"/>
+        </w:rPr>
+        <w:t xml:space="preserve">&lt;-</w:t>
+      </w:r>
+      <w:r>
+        <w:rPr>
+          <w:rStyle w:val="NormalTok"/>
+        </w:rPr>
+        <w:t xml:space="preserve"> ice_clean </w:t>
+      </w:r>
+      <w:r>
+        <w:rPr>
+          <w:rStyle w:val="SpecialCharTok"/>
+        </w:rPr>
+        <w:t xml:space="preserve">%&gt;%</w:t>
+      </w:r>
+      <w:r>
+        <w:br/>
+      </w:r>
+      <w:r>
+        <w:rPr>
+          <w:rStyle w:val="NormalTok"/>
+        </w:rPr>
+        <w:t xml:space="preserve">  </w:t>
+      </w:r>
+      <w:r>
+        <w:rPr>
+          <w:rStyle w:val="FunctionTok"/>
+        </w:rPr>
+        <w:t xml:space="preserve">pivot_wider</w:t>
+      </w:r>
+      <w:r>
+        <w:rPr>
+          <w:rStyle w:val="NormalTok"/>
+        </w:rPr>
+        <w:t xml:space="preserve">(</w:t>
+      </w:r>
+      <w:r>
+        <w:br/>
+      </w:r>
+      <w:r>
+        <w:rPr>
+          <w:rStyle w:val="NormalTok"/>
+        </w:rPr>
+        <w:t xml:space="preserve">    </w:t>
+      </w:r>
+      <w:r>
+        <w:rPr>
+          <w:rStyle w:val="AttributeTok"/>
+        </w:rPr>
+        <w:t xml:space="preserve">id_cols =</w:t>
+      </w:r>
+      <w:r>
+        <w:rPr>
+          <w:rStyle w:val="NormalTok"/>
+        </w:rPr>
+        <w:t xml:space="preserve"> year,</w:t>
+      </w:r>
+      <w:r>
+        <w:br/>
+      </w:r>
+      <w:r>
+        <w:rPr>
+          <w:rStyle w:val="NormalTok"/>
+        </w:rPr>
+        <w:t xml:space="preserve">    </w:t>
+      </w:r>
+      <w:r>
+        <w:rPr>
+          <w:rStyle w:val="AttributeTok"/>
+        </w:rPr>
+        <w:t xml:space="preserve">names_from =</w:t>
+      </w:r>
+      <w:r>
+        <w:rPr>
+          <w:rStyle w:val="NormalTok"/>
+        </w:rPr>
+        <w:t xml:space="preserve"> month,</w:t>
+      </w:r>
+      <w:r>
+        <w:br/>
+      </w:r>
+      <w:r>
+        <w:rPr>
+          <w:rStyle w:val="NormalTok"/>
+        </w:rPr>
+        <w:t xml:space="preserve">    </w:t>
+      </w:r>
+      <w:r>
+        <w:rPr>
+          <w:rStyle w:val="AttributeTok"/>
+        </w:rPr>
+        <w:t xml:space="preserve">values_from =</w:t>
+      </w:r>
+      <w:r>
+        <w:rPr>
+          <w:rStyle w:val="NormalTok"/>
+        </w:rPr>
+        <w:t xml:space="preserve"> ice_cover,</w:t>
+      </w:r>
+      <w:r>
+        <w:br/>
+      </w:r>
+      <w:r>
+        <w:rPr>
+          <w:rStyle w:val="NormalTok"/>
+        </w:rPr>
+        <w:t xml:space="preserve">    </w:t>
+      </w:r>
+      <w:r>
+        <w:rPr>
+          <w:rStyle w:val="AttributeTok"/>
+        </w:rPr>
+        <w:t xml:space="preserve">values_fn =</w:t>
+      </w:r>
+      <w:r>
+        <w:rPr>
+          <w:rStyle w:val="NormalTok"/>
+        </w:rPr>
+        <w:t xml:space="preserve"> mean</w:t>
+      </w:r>
+      <w:r>
+        <w:br/>
+      </w:r>
+      <w:r>
+        <w:rPr>
+          <w:rStyle w:val="NormalTok"/>
+        </w:rPr>
+        <w:t xml:space="preserve">  )</w:t>
+      </w:r>
+      <w:r>
+        <w:br/>
+      </w:r>
+      <w:r>
+        <w:br/>
+      </w:r>
+      <w:r>
+        <w:rPr>
+          <w:rStyle w:val="FunctionTok"/>
+        </w:rPr>
+        <w:t xml:space="preserve">print</w:t>
+      </w:r>
+      <w:r>
+        <w:rPr>
+          <w:rStyle w:val="NormalTok"/>
+        </w:rPr>
+        <w:t xml:space="preserve">(ice_pivot_table)</w:t>
+      </w:r>
+    </w:p>
+    <w:p>
+      <w:pPr>
+        <w:pStyle w:val="SourceCode"/>
+      </w:pPr>
+      <w:r>
+        <w:rPr>
+          <w:rStyle w:val="VerbatimChar"/>
+        </w:rPr>
+        <w:t xml:space="preserve"># A tibble: 54 × 9</w:t>
+      </w:r>
+      <w:r>
+        <w:br/>
+      </w:r>
+      <w:r>
+        <w:rPr>
+          <w:rStyle w:val="VerbatimChar"/>
+        </w:rPr>
+        <w:t xml:space="preserve">    year   Apr   Dec   Feb   Jan   Mar   May   Nov   Jun</w:t>
+      </w:r>
+      <w:r>
+        <w:br/>
+      </w:r>
+      <w:r>
+        <w:rPr>
+          <w:rStyle w:val="VerbatimChar"/>
+        </w:rPr>
+        <w:t xml:space="preserve">   &lt;dbl&gt; &lt;dbl&gt; &lt;dbl&gt; &lt;dbl&gt; &lt;dbl&gt; &lt;dbl&gt; &lt;dbl&gt; &lt;dbl&gt; &lt;dbl&gt;</w:t>
+      </w:r>
+      <w:r>
+        <w:br/>
+      </w:r>
+      <w:r>
+        <w:rPr>
+          <w:rStyle w:val="VerbatimChar"/>
+        </w:rPr>
+        <w:t xml:space="preserve"> 1  1973  2.2  12.0   32.8 18.1   28.2 NA       NA    NA</w:t>
+      </w:r>
+      <w:r>
+        <w:br/>
+      </w:r>
+      <w:r>
+        <w:rPr>
+          <w:rStyle w:val="VerbatimChar"/>
+        </w:rPr>
+        <w:t xml:space="preserve"> 2  1974 23.9   8.4   58.4 24.1   64.0  3.3     NA    NA</w:t>
+      </w:r>
+      <w:r>
+        <w:br/>
+      </w:r>
+      <w:r>
+        <w:rPr>
+          <w:rStyle w:val="VerbatimChar"/>
+        </w:rPr>
+        <w:t xml:space="preserve"> 3  1975  8.70 NA     35.9 10.7   17.2 NA       NA    NA</w:t>
+      </w:r>
+      <w:r>
+        <w:br/>
+      </w:r>
+      <w:r>
+        <w:rPr>
+          <w:rStyle w:val="VerbatimChar"/>
+        </w:rPr>
+        <w:t xml:space="preserve"> 4  1976  6.52  5.48  27.8 15.4   32.3 NA       NA    NA</w:t>
+      </w:r>
+      <w:r>
+        <w:br/>
+      </w:r>
+      <w:r>
+        <w:rPr>
+          <w:rStyle w:val="VerbatimChar"/>
+        </w:rPr>
+        <w:t xml:space="preserve"> 5  1977 24.2  19.1   92.0 61.1   78.0  2.15    NA    NA</w:t>
+      </w:r>
+      <w:r>
+        <w:br/>
+      </w:r>
+      <w:r>
+        <w:rPr>
+          <w:rStyle w:val="VerbatimChar"/>
+        </w:rPr>
+        <w:t xml:space="preserve"> 6  1978  9.67  5.98  55.4 17.3   63.7  2.57    NA    NA</w:t>
+      </w:r>
+      <w:r>
+        <w:br/>
+      </w:r>
+      <w:r>
+        <w:rPr>
+          <w:rStyle w:val="VerbatimChar"/>
+        </w:rPr>
+        <w:t xml:space="preserve"> 7  1979 48.5   3.31  85.4 36.8   87.6 21.3     NA    NA</w:t>
+      </w:r>
+      <w:r>
+        <w:br/>
+      </w:r>
+      <w:r>
+        <w:rPr>
+          <w:rStyle w:val="VerbatimChar"/>
+        </w:rPr>
+        <w:t xml:space="preserve"> 8  1980 15.6  NA     58.8  8.95  41.9 NA       NA    NA</w:t>
+      </w:r>
+      <w:r>
+        <w:br/>
+      </w:r>
+      <w:r>
+        <w:rPr>
+          <w:rStyle w:val="VerbatimChar"/>
+        </w:rPr>
+        <w:t xml:space="preserve"> 9  1981 11.7  14.2   74.5 30.7   41.3 NA       NA    NA</w:t>
+      </w:r>
+      <w:r>
+        <w:br/>
+      </w:r>
+      <w:r>
+        <w:rPr>
+          <w:rStyle w:val="VerbatimChar"/>
+        </w:rPr>
+        <w:t xml:space="preserve">10  1982 14.5   1.91  66.5 25.2   54.1  2.5     NA    NA</w:t>
+      </w:r>
+      <w:r>
+        <w:br/>
+      </w:r>
+      <w:r>
+        <w:rPr>
+          <w:rStyle w:val="VerbatimChar"/>
+        </w:rPr>
+        <w:t xml:space="preserve"># ℹ 44 more rows</w:t>
+      </w:r>
+    </w:p>
+    <w:p>
+      <w:pPr>
+        <w:pStyle w:val="FirstParagraph"/>
+      </w:pPr>
+      <w:r>
+        <w:rPr>
+          <w:rStyle w:val="VerbatimChar"/>
+          <w:b/>
+          <w:bCs/>
+        </w:rPr>
+        <w:t xml:space="preserve">pivot_wider()</w:t>
+      </w:r>
+      <w:r>
+        <w:rPr>
+          <w:b/>
+          <w:bCs/>
+        </w:rPr>
+        <w:t xml:space="preserve"> </w:t>
+      </w:r>
+      <w:r>
+        <w:rPr>
+          <w:b/>
+          <w:bCs/>
+        </w:rPr>
+        <w:t xml:space="preserve">is the mirror image of</w:t>
+      </w:r>
+      <w:r>
+        <w:rPr>
+          <w:b/>
+          <w:bCs/>
+        </w:rPr>
+        <w:t xml:space="preserve"> </w:t>
+      </w:r>
+      <w:r>
+        <w:rPr>
+          <w:rStyle w:val="VerbatimChar"/>
+          <w:b/>
+          <w:bCs/>
+        </w:rPr>
+        <w:t xml:space="preserve">pivot_longer()</w:t>
+      </w:r>
+      <w:r>
+        <w:rPr>
+          <w:b/>
+          <w:bCs/>
+        </w:rPr>
+        <w:t xml:space="preserve">:</w:t>
       </w:r>
     </w:p>
     <w:p>
@@ -6287,443 +6729,16 @@
         </w:numPr>
       </w:pPr>
       <w:r>
-        <w:t xml:space="preserve">We could</w:t>
-      </w:r>
-      <w:r>
-        <w:t xml:space="preserve"> </w:t>
-      </w:r>
-      <w:r>
-        <w:rPr>
-          <w:b/>
-          <w:bCs/>
-        </w:rPr>
-        <w:t xml:space="preserve">not</w:t>
-      </w:r>
-      <w:r>
-        <w:t xml:space="preserve"> </w:t>
-      </w:r>
-      <w:r>
-        <w:t xml:space="preserve">have written this on the wide data — there was no</w:t>
-      </w:r>
-      <w:r>
-        <w:t xml:space="preserve"> </w:t>
-      </w:r>
-      <w:r>
-        <w:rPr>
-          <w:rStyle w:val="VerbatimChar"/>
-        </w:rPr>
-        <w:t xml:space="preserve">year</w:t>
-      </w:r>
-      <w:r>
-        <w:t xml:space="preserve"> </w:t>
-      </w:r>
-      <w:r>
-        <w:t xml:space="preserve">or</w:t>
-      </w:r>
-      <w:r>
-        <w:t xml:space="preserve"> </w:t>
-      </w:r>
-      <w:r>
-        <w:rPr>
-          <w:rStyle w:val="VerbatimChar"/>
-        </w:rPr>
-        <w:t xml:space="preserve">month</w:t>
-      </w:r>
-      <w:r>
-        <w:t xml:space="preserve"> </w:t>
-      </w:r>
-      <w:r>
-        <w:t xml:space="preserve">column to group by until we pivoted</w:t>
-      </w:r>
-    </w:p>
-    <w:p>
-      <w:pPr>
-        <w:pStyle w:val="FirstParagraph"/>
-      </w:pPr>
-      <w:r>
-        <w:t xml:space="preserve">The reshape wasn’t just cosmetic — it</w:t>
-      </w:r>
-      <w:r>
-        <w:t xml:space="preserve"> </w:t>
-      </w:r>
-      <w:r>
-        <w:rPr>
-          <w:b/>
-          <w:bCs/>
-        </w:rPr>
-        <w:t xml:space="preserve">unlocked</w:t>
-      </w:r>
-      <w:r>
-        <w:t xml:space="preserve"> </w:t>
-      </w:r>
-      <w:r>
-        <w:t xml:space="preserve">every tidyverse tool we already know.</w:t>
-      </w:r>
-    </w:p>
-    <w:bookmarkEnd w:id="57"/>
-    <w:bookmarkStart w:id="58" w:name="X50ded1d1fcaebbc8c1affdf98ba70a83cab450e"/>
-    <w:p>
-      <w:pPr>
-        <w:pStyle w:val="Heading1"/>
-      </w:pPr>
-      <w:r>
-        <w:rPr>
-          <w:rStyle w:val="VerbatimChar"/>
-        </w:rPr>
-        <w:t xml:space="preserve">pivot_wider()</w:t>
-      </w:r>
-      <w:r>
-        <w:t xml:space="preserve"> </w:t>
-      </w:r>
-      <w:r>
-        <w:t xml:space="preserve">— Going Back the Other Direction</w:t>
-      </w:r>
-    </w:p>
-    <w:p>
-      <w:pPr>
-        <w:pStyle w:val="SourceCode"/>
-      </w:pPr>
-      <w:r>
-        <w:rPr>
-          <w:rStyle w:val="CommentTok"/>
-        </w:rPr>
-        <w:t xml:space="preserve"># Turn long data into a year-by-month summary table ------</w:t>
-      </w:r>
-      <w:r>
-        <w:br/>
-      </w:r>
-      <w:r>
-        <w:rPr>
-          <w:rStyle w:val="NormalTok"/>
-        </w:rPr>
-        <w:t xml:space="preserve">ice_pivot_table </w:t>
-      </w:r>
-      <w:r>
-        <w:rPr>
-          <w:rStyle w:val="OtherTok"/>
-        </w:rPr>
-        <w:t xml:space="preserve">&lt;-</w:t>
-      </w:r>
-      <w:r>
-        <w:rPr>
-          <w:rStyle w:val="NormalTok"/>
-        </w:rPr>
-        <w:t xml:space="preserve"> ice_clean </w:t>
-      </w:r>
-      <w:r>
-        <w:rPr>
-          <w:rStyle w:val="SpecialCharTok"/>
-        </w:rPr>
-        <w:t xml:space="preserve">%&gt;%</w:t>
-      </w:r>
-      <w:r>
-        <w:br/>
-      </w:r>
-      <w:r>
-        <w:rPr>
-          <w:rStyle w:val="NormalTok"/>
-        </w:rPr>
-        <w:t xml:space="preserve">  </w:t>
-      </w:r>
-      <w:r>
-        <w:rPr>
-          <w:rStyle w:val="FunctionTok"/>
-        </w:rPr>
-        <w:t xml:space="preserve">pivot_wider</w:t>
-      </w:r>
-      <w:r>
-        <w:rPr>
-          <w:rStyle w:val="NormalTok"/>
-        </w:rPr>
-        <w:t xml:space="preserve">(</w:t>
-      </w:r>
-      <w:r>
-        <w:br/>
-      </w:r>
-      <w:r>
-        <w:rPr>
-          <w:rStyle w:val="NormalTok"/>
-        </w:rPr>
-        <w:t xml:space="preserve">    </w:t>
-      </w:r>
-      <w:r>
-        <w:rPr>
-          <w:rStyle w:val="AttributeTok"/>
-        </w:rPr>
-        <w:t xml:space="preserve">id_cols =</w:t>
-      </w:r>
-      <w:r>
-        <w:rPr>
-          <w:rStyle w:val="NormalTok"/>
-        </w:rPr>
-        <w:t xml:space="preserve"> year,</w:t>
-      </w:r>
-      <w:r>
-        <w:br/>
-      </w:r>
-      <w:r>
-        <w:rPr>
-          <w:rStyle w:val="NormalTok"/>
-        </w:rPr>
-        <w:t xml:space="preserve">    </w:t>
-      </w:r>
-      <w:r>
-        <w:rPr>
-          <w:rStyle w:val="AttributeTok"/>
-        </w:rPr>
-        <w:t xml:space="preserve">names_from =</w:t>
-      </w:r>
-      <w:r>
-        <w:rPr>
-          <w:rStyle w:val="NormalTok"/>
-        </w:rPr>
-        <w:t xml:space="preserve"> month,</w:t>
-      </w:r>
-      <w:r>
-        <w:br/>
-      </w:r>
-      <w:r>
-        <w:rPr>
-          <w:rStyle w:val="NormalTok"/>
-        </w:rPr>
-        <w:t xml:space="preserve">    </w:t>
-      </w:r>
-      <w:r>
-        <w:rPr>
-          <w:rStyle w:val="AttributeTok"/>
-        </w:rPr>
-        <w:t xml:space="preserve">values_from =</w:t>
-      </w:r>
-      <w:r>
-        <w:rPr>
-          <w:rStyle w:val="NormalTok"/>
-        </w:rPr>
-        <w:t xml:space="preserve"> ice_cover,</w:t>
-      </w:r>
-      <w:r>
-        <w:br/>
-      </w:r>
-      <w:r>
-        <w:rPr>
-          <w:rStyle w:val="NormalTok"/>
-        </w:rPr>
-        <w:t xml:space="preserve">    </w:t>
-      </w:r>
-      <w:r>
-        <w:rPr>
-          <w:rStyle w:val="AttributeTok"/>
-        </w:rPr>
-        <w:t xml:space="preserve">values_fn =</w:t>
-      </w:r>
-      <w:r>
-        <w:rPr>
-          <w:rStyle w:val="NormalTok"/>
-        </w:rPr>
-        <w:t xml:space="preserve"> mean</w:t>
-      </w:r>
-      <w:r>
-        <w:br/>
-      </w:r>
-      <w:r>
-        <w:rPr>
-          <w:rStyle w:val="NormalTok"/>
-        </w:rPr>
-        <w:t xml:space="preserve">  )</w:t>
-      </w:r>
-      <w:r>
-        <w:br/>
-      </w:r>
-      <w:r>
-        <w:br/>
-      </w:r>
-      <w:r>
-        <w:rPr>
-          <w:rStyle w:val="FunctionTok"/>
-        </w:rPr>
-        <w:t xml:space="preserve">print</w:t>
-      </w:r>
-      <w:r>
-        <w:rPr>
-          <w:rStyle w:val="NormalTok"/>
-        </w:rPr>
-        <w:t xml:space="preserve">(ice_pivot_table)</w:t>
-      </w:r>
-    </w:p>
-    <w:p>
-      <w:pPr>
-        <w:pStyle w:val="SourceCode"/>
-      </w:pPr>
-      <w:r>
-        <w:rPr>
-          <w:rStyle w:val="VerbatimChar"/>
-        </w:rPr>
-        <w:t xml:space="preserve"># A tibble: 54 × 9</w:t>
-      </w:r>
-      <w:r>
-        <w:br/>
-      </w:r>
-      <w:r>
-        <w:rPr>
-          <w:rStyle w:val="VerbatimChar"/>
-        </w:rPr>
-        <w:t xml:space="preserve">    year   Apr   Dec   Feb   Jan   Mar   May   Nov   Jun</w:t>
-      </w:r>
-      <w:r>
-        <w:br/>
-      </w:r>
-      <w:r>
-        <w:rPr>
-          <w:rStyle w:val="VerbatimChar"/>
-        </w:rPr>
-        <w:t xml:space="preserve">   &lt;dbl&gt; &lt;dbl&gt; &lt;dbl&gt; &lt;dbl&gt; &lt;dbl&gt; &lt;dbl&gt; &lt;dbl&gt; &lt;dbl&gt; &lt;dbl&gt;</w:t>
-      </w:r>
-      <w:r>
-        <w:br/>
-      </w:r>
-      <w:r>
-        <w:rPr>
-          <w:rStyle w:val="VerbatimChar"/>
-        </w:rPr>
-        <w:t xml:space="preserve"> 1  1973  2.2  12.0   32.8 18.1   28.2 NA       NA    NA</w:t>
-      </w:r>
-      <w:r>
-        <w:br/>
-      </w:r>
-      <w:r>
-        <w:rPr>
-          <w:rStyle w:val="VerbatimChar"/>
-        </w:rPr>
-        <w:t xml:space="preserve"> 2  1974 23.9   8.4   58.4 24.1   64.0  3.3     NA    NA</w:t>
-      </w:r>
-      <w:r>
-        <w:br/>
-      </w:r>
-      <w:r>
-        <w:rPr>
-          <w:rStyle w:val="VerbatimChar"/>
-        </w:rPr>
-        <w:t xml:space="preserve"> 3  1975  8.70 NA     35.9 10.7   17.2 NA       NA    NA</w:t>
-      </w:r>
-      <w:r>
-        <w:br/>
-      </w:r>
-      <w:r>
-        <w:rPr>
-          <w:rStyle w:val="VerbatimChar"/>
-        </w:rPr>
-        <w:t xml:space="preserve"> 4  1976  6.52  5.48  27.8 15.4   32.3 NA       NA    NA</w:t>
-      </w:r>
-      <w:r>
-        <w:br/>
-      </w:r>
-      <w:r>
-        <w:rPr>
-          <w:rStyle w:val="VerbatimChar"/>
-        </w:rPr>
-        <w:t xml:space="preserve"> 5  1977 24.2  19.1   92.0 61.1   78.0  2.15    NA    NA</w:t>
-      </w:r>
-      <w:r>
-        <w:br/>
-      </w:r>
-      <w:r>
-        <w:rPr>
-          <w:rStyle w:val="VerbatimChar"/>
-        </w:rPr>
-        <w:t xml:space="preserve"> 6  1978  9.67  5.98  55.4 17.3   63.7  2.57    NA    NA</w:t>
-      </w:r>
-      <w:r>
-        <w:br/>
-      </w:r>
-      <w:r>
-        <w:rPr>
-          <w:rStyle w:val="VerbatimChar"/>
-        </w:rPr>
-        <w:t xml:space="preserve"> 7  1979 48.5   3.31  85.4 36.8   87.6 21.3     NA    NA</w:t>
-      </w:r>
-      <w:r>
-        <w:br/>
-      </w:r>
-      <w:r>
-        <w:rPr>
-          <w:rStyle w:val="VerbatimChar"/>
-        </w:rPr>
-        <w:t xml:space="preserve"> 8  1980 15.6  NA     58.8  8.95  41.9 NA       NA    NA</w:t>
-      </w:r>
-      <w:r>
-        <w:br/>
-      </w:r>
-      <w:r>
-        <w:rPr>
-          <w:rStyle w:val="VerbatimChar"/>
-        </w:rPr>
-        <w:t xml:space="preserve"> 9  1981 11.7  14.2   74.5 30.7   41.3 NA       NA    NA</w:t>
-      </w:r>
-      <w:r>
-        <w:br/>
-      </w:r>
-      <w:r>
-        <w:rPr>
-          <w:rStyle w:val="VerbatimChar"/>
-        </w:rPr>
-        <w:t xml:space="preserve">10  1982 14.5   1.91  66.5 25.2   54.1  2.5     NA    NA</w:t>
-      </w:r>
-      <w:r>
-        <w:br/>
-      </w:r>
-      <w:r>
-        <w:rPr>
-          <w:rStyle w:val="VerbatimChar"/>
-        </w:rPr>
-        <w:t xml:space="preserve"># ℹ 44 more rows</w:t>
-      </w:r>
-    </w:p>
-    <w:p>
-      <w:pPr>
-        <w:pStyle w:val="FirstParagraph"/>
-      </w:pPr>
-      <w:r>
-        <w:rPr>
-          <w:rStyle w:val="VerbatimChar"/>
-          <w:b/>
-          <w:bCs/>
-        </w:rPr>
-        <w:t xml:space="preserve">pivot_wider()</w:t>
-      </w:r>
-      <w:r>
-        <w:rPr>
-          <w:b/>
-          <w:bCs/>
-        </w:rPr>
-        <w:t xml:space="preserve"> </w:t>
-      </w:r>
-      <w:r>
-        <w:rPr>
-          <w:b/>
-          <w:bCs/>
-        </w:rPr>
-        <w:t xml:space="preserve">is the mirror image of</w:t>
-      </w:r>
-      <w:r>
-        <w:rPr>
-          <w:b/>
-          <w:bCs/>
-        </w:rPr>
-        <w:t xml:space="preserve"> </w:t>
-      </w:r>
-      <w:r>
-        <w:rPr>
-          <w:rStyle w:val="VerbatimChar"/>
-          <w:b/>
-          <w:bCs/>
-        </w:rPr>
-        <w:t xml:space="preserve">pivot_longer()</w:t>
-      </w:r>
-      <w:r>
-        <w:rPr>
-          <w:b/>
-          <w:bCs/>
-        </w:rPr>
-        <w:t xml:space="preserve">:</w:t>
+        <w:rPr>
+          <w:rStyle w:val="VerbatimChar"/>
+        </w:rPr>
+        <w:t xml:space="preserve">id_cols = year</w:t>
+      </w:r>
+      <w:r>
+        <w:t xml:space="preserve"> </w:t>
+      </w:r>
+      <w:r>
+        <w:t xml:space="preserve">— one row per year</w:t>
       </w:r>
     </w:p>
     <w:p>
@@ -6731,20 +6746,20 @@
         <w:pStyle w:val="Compact"/>
         <w:numPr>
           <w:ilvl w:val="0"/>
-          <w:numId w:val="1017"/>
+          <w:numId w:val="1016"/>
         </w:numPr>
       </w:pPr>
       <w:r>
         <w:rPr>
           <w:rStyle w:val="VerbatimChar"/>
         </w:rPr>
-        <w:t xml:space="preserve">id_cols = year</w:t>
-      </w:r>
-      <w:r>
-        <w:t xml:space="preserve"> </w:t>
-      </w:r>
-      <w:r>
-        <w:t xml:space="preserve">— one row per year</w:t>
+        <w:t xml:space="preserve">names_from = month</w:t>
+      </w:r>
+      <w:r>
+        <w:t xml:space="preserve"> </w:t>
+      </w:r>
+      <w:r>
+        <w:t xml:space="preserve">— month values become new column headers</w:t>
       </w:r>
     </w:p>
     <w:p>
@@ -6752,20 +6767,20 @@
         <w:pStyle w:val="Compact"/>
         <w:numPr>
           <w:ilvl w:val="0"/>
-          <w:numId w:val="1017"/>
+          <w:numId w:val="1016"/>
         </w:numPr>
       </w:pPr>
       <w:r>
         <w:rPr>
           <w:rStyle w:val="VerbatimChar"/>
         </w:rPr>
-        <w:t xml:space="preserve">names_from = month</w:t>
-      </w:r>
-      <w:r>
-        <w:t xml:space="preserve"> </w:t>
-      </w:r>
-      <w:r>
-        <w:t xml:space="preserve">— month values become new column headers</w:t>
+        <w:t xml:space="preserve">values_from = ice_cover</w:t>
+      </w:r>
+      <w:r>
+        <w:t xml:space="preserve"> </w:t>
+      </w:r>
+      <w:r>
+        <w:t xml:space="preserve">— fills the cells</w:t>
       </w:r>
     </w:p>
     <w:p>
@@ -6773,28 +6788,7 @@
         <w:pStyle w:val="Compact"/>
         <w:numPr>
           <w:ilvl w:val="0"/>
-          <w:numId w:val="1017"/>
-        </w:numPr>
-      </w:pPr>
-      <w:r>
-        <w:rPr>
-          <w:rStyle w:val="VerbatimChar"/>
-        </w:rPr>
-        <w:t xml:space="preserve">values_from = ice_cover</w:t>
-      </w:r>
-      <w:r>
-        <w:t xml:space="preserve"> </w:t>
-      </w:r>
-      <w:r>
-        <w:t xml:space="preserve">— fills the cells</w:t>
-      </w:r>
-    </w:p>
-    <w:p>
-      <w:pPr>
-        <w:pStyle w:val="Compact"/>
-        <w:numPr>
-          <w:ilvl w:val="0"/>
-          <w:numId w:val="1017"/>
+          <w:numId w:val="1016"/>
         </w:numPr>
       </w:pPr>
       <w:r>
@@ -7109,7 +7103,7 @@
                 <w:b/>
                 <w:bCs/>
               </w:rPr>
-              <w:t xml:space="preserve">You will use</w:t>
+              <w:t xml:space="preserve">Expect to reach for</w:t>
             </w:r>
             <w:r>
               <w:rPr>
@@ -7138,13 +7132,13 @@
                 <w:b/>
                 <w:bCs/>
               </w:rPr>
-              <w:t xml:space="preserve">constantly in your own research.</w:t>
+              <w:t xml:space="preserve">again in your own research.</w:t>
             </w:r>
             <w:r>
               <w:t xml:space="preserve"> </w:t>
             </w:r>
             <w:r>
-              <w:t xml:space="preserve">This is one of the most-used functions in the entire tidyverse.</w:t>
+              <w:t xml:space="preserve">Government text files, field data sheets, and Excel exports are so often shaped one-column-per-year or one-column-per-site that this pivot comes up in almost any real dataset you didn’t design yourself.</w:t>
             </w:r>
           </w:p>
           <w:p/>
@@ -7539,7 +7533,7 @@
         <w:pStyle w:val="Compact"/>
         <w:numPr>
           <w:ilvl w:val="0"/>
-          <w:numId w:val="1018"/>
+          <w:numId w:val="1017"/>
         </w:numPr>
       </w:pPr>
       <w:r>
@@ -7551,7 +7545,7 @@
         <w:pStyle w:val="Compact"/>
         <w:numPr>
           <w:ilvl w:val="0"/>
-          <w:numId w:val="1018"/>
+          <w:numId w:val="1017"/>
         </w:numPr>
       </w:pPr>
       <w:r>
@@ -7563,7 +7557,7 @@
         <w:pStyle w:val="Compact"/>
         <w:numPr>
           <w:ilvl w:val="0"/>
-          <w:numId w:val="1018"/>
+          <w:numId w:val="1017"/>
         </w:numPr>
       </w:pPr>
       <w:r>
@@ -9140,7 +9134,7 @@
         <w:pStyle w:val="Compact"/>
         <w:numPr>
           <w:ilvl w:val="0"/>
-          <w:numId w:val="1019"/>
+          <w:numId w:val="1018"/>
         </w:numPr>
       </w:pPr>
       <w:r>
@@ -9152,7 +9146,7 @@
         <w:pStyle w:val="Compact"/>
         <w:numPr>
           <w:ilvl w:val="0"/>
-          <w:numId w:val="1019"/>
+          <w:numId w:val="1018"/>
         </w:numPr>
       </w:pPr>
       <w:r>
@@ -9164,7 +9158,7 @@
         <w:pStyle w:val="Compact"/>
         <w:numPr>
           <w:ilvl w:val="0"/>
-          <w:numId w:val="1019"/>
+          <w:numId w:val="1018"/>
         </w:numPr>
       </w:pPr>
       <w:r>
@@ -9754,7 +9748,7 @@
         <w:pStyle w:val="Compact"/>
         <w:numPr>
           <w:ilvl w:val="0"/>
-          <w:numId w:val="1020"/>
+          <w:numId w:val="1019"/>
         </w:numPr>
       </w:pPr>
       <w:r>
@@ -9782,7 +9776,7 @@
         <w:pStyle w:val="Compact"/>
         <w:numPr>
           <w:ilvl w:val="0"/>
-          <w:numId w:val="1020"/>
+          <w:numId w:val="1019"/>
         </w:numPr>
       </w:pPr>
       <w:r>
@@ -9794,7 +9788,7 @@
         <w:pStyle w:val="Compact"/>
         <w:numPr>
           <w:ilvl w:val="0"/>
-          <w:numId w:val="1020"/>
+          <w:numId w:val="1019"/>
         </w:numPr>
       </w:pPr>
       <w:r>
@@ -10653,7 +10647,7 @@
           <w:b/>
           <w:bCs/>
         </w:rPr>
-        <w:t xml:space="preserve">syntax as Lecture 06</w:t>
+        <w:t xml:space="preserve">syntax as Lecture 11/13</w:t>
       </w:r>
       <w:r>
         <w:t xml:space="preserve"> </w:t>
@@ -10690,6 +10684,118 @@
       </w:r>
       <w:r>
         <w:t xml:space="preserve">(the yearly peak, not a daily or monthly mean).</w:t>
+      </w:r>
+    </w:p>
+    <w:p>
+      <w:pPr>
+        <w:pStyle w:val="Compact"/>
+        <w:numPr>
+          <w:ilvl w:val="0"/>
+          <w:numId w:val="1020"/>
+        </w:numPr>
+      </w:pPr>
+      <w:r>
+        <w:t xml:space="preserve">The slope tells us how many percentage points of max ice cover change per year</w:t>
+      </w:r>
+    </w:p>
+    <w:p>
+      <w:pPr>
+        <w:pStyle w:val="Compact"/>
+        <w:numPr>
+          <w:ilvl w:val="0"/>
+          <w:numId w:val="1020"/>
+        </w:numPr>
+      </w:pPr>
+      <w:r>
+        <w:t xml:space="preserve">Notice the</w:t>
+      </w:r>
+      <w:r>
+        <w:t xml:space="preserve"> </w:t>
+      </w:r>
+      <w:r>
+        <w:rPr>
+          <w:b/>
+          <w:bCs/>
+        </w:rPr>
+        <w:t xml:space="preserve">huge year-to-year scatter</w:t>
+      </w:r>
+      <w:r>
+        <w:t xml:space="preserve"> </w:t>
+      </w:r>
+      <w:r>
+        <w:t xml:space="preserve">— Great Lakes ice cover is famously variable, driven by short-term weather patterns like ENSO and the polar vortex, not just a steady climate trend</w:t>
+      </w:r>
+    </w:p>
+    <w:p>
+      <w:pPr>
+        <w:pStyle w:val="FirstParagraph"/>
+      </w:pPr>
+      <w:r>
+        <w:t xml:space="preserve">This is real data — the story is messier (and more honest) than a clean line.</w:t>
+      </w:r>
+    </w:p>
+    <w:bookmarkEnd w:id="83"/>
+    <w:bookmarkStart w:id="84" w:name="pause-do-activity-parts-79-now"/>
+    <w:p>
+      <w:pPr>
+        <w:pStyle w:val="Heading1"/>
+      </w:pPr>
+      <w:r>
+        <w:t xml:space="preserve">🛑 Pause — Do Activity Parts 7–9 Now</w:t>
+      </w:r>
+    </w:p>
+    <w:p>
+      <w:pPr>
+        <w:pStyle w:val="FirstParagraph"/>
+      </w:pPr>
+      <w:r>
+        <w:t xml:space="preserve">Build the spaghetti plot, pull each winter’s peak with</w:t>
+      </w:r>
+      <w:r>
+        <w:t xml:space="preserve"> </w:t>
+      </w:r>
+      <w:r>
+        <w:rPr>
+          <w:rStyle w:val="VerbatimChar"/>
+        </w:rPr>
+        <w:t xml:space="preserve">slice_max()</w:t>
+      </w:r>
+      <w:r>
+        <w:t xml:space="preserve">, and fit</w:t>
+      </w:r>
+      <w:r>
+        <w:t xml:space="preserve"> </w:t>
+      </w:r>
+      <w:r>
+        <w:rPr>
+          <w:rStyle w:val="VerbatimChar"/>
+        </w:rPr>
+        <w:t xml:space="preserve">lm(ice_cover ~ year)</w:t>
+      </w:r>
+      <w:r>
+        <w:t xml:space="preserve">. Predict the trend’s direction and significance before you run it.</w:t>
+      </w:r>
+    </w:p>
+    <w:bookmarkEnd w:id="84"/>
+    <w:bookmarkStart w:id="85" w:name="what-we-learned-today"/>
+    <w:p>
+      <w:pPr>
+        <w:pStyle w:val="Heading1"/>
+      </w:pPr>
+      <w:r>
+        <w:t xml:space="preserve">What We Learned Today</w:t>
+      </w:r>
+    </w:p>
+    <w:p>
+      <w:pPr>
+        <w:pStyle w:val="FirstParagraph"/>
+      </w:pPr>
+      <w:r>
+        <w:rPr>
+          <w:b/>
+          <w:bCs/>
+        </w:rPr>
+        <w:t xml:space="preserve">Concepts:</w:t>
       </w:r>
     </w:p>
     <w:p>
@@ -10701,7 +10807,23 @@
         </w:numPr>
       </w:pPr>
       <w:r>
-        <w:t xml:space="preserve">The slope tells us °C-equivalent: percentage points of max ice cover, per year</w:t>
+        <w:t xml:space="preserve">Real-world data is often</w:t>
+      </w:r>
+      <w:r>
+        <w:t xml:space="preserve"> </w:t>
+      </w:r>
+      <w:r>
+        <w:rPr>
+          <w:b/>
+          <w:bCs/>
+        </w:rPr>
+        <w:t xml:space="preserve">wide</w:t>
+      </w:r>
+      <w:r>
+        <w:t xml:space="preserve"> </w:t>
+      </w:r>
+      <w:r>
+        <w:t xml:space="preserve">— shaped for human eyes, not for R</w:t>
       </w:r>
     </w:p>
     <w:p>
@@ -10713,7 +10835,82 @@
         </w:numPr>
       </w:pPr>
       <w:r>
-        <w:t xml:space="preserve">Notice the</w:t>
+        <w:rPr>
+          <w:rStyle w:val="VerbatimChar"/>
+        </w:rPr>
+        <w:t xml:space="preserve">pivot_longer()</w:t>
+      </w:r>
+      <w:r>
+        <w:t xml:space="preserve"> </w:t>
+      </w:r>
+      <w:r>
+        <w:t xml:space="preserve">collapses many columns into key-value pairs — unlocking</w:t>
+      </w:r>
+      <w:r>
+        <w:t xml:space="preserve"> </w:t>
+      </w:r>
+      <w:r>
+        <w:rPr>
+          <w:rStyle w:val="VerbatimChar"/>
+        </w:rPr>
+        <w:t xml:space="preserve">group_by()</w:t>
+      </w:r>
+      <w:r>
+        <w:t xml:space="preserve">,</w:t>
+      </w:r>
+      <w:r>
+        <w:t xml:space="preserve"> </w:t>
+      </w:r>
+      <w:r>
+        <w:rPr>
+          <w:rStyle w:val="VerbatimChar"/>
+        </w:rPr>
+        <w:t xml:space="preserve">summarize()</w:t>
+      </w:r>
+      <w:r>
+        <w:t xml:space="preserve">, and</w:t>
+      </w:r>
+      <w:r>
+        <w:t xml:space="preserve"> </w:t>
+      </w:r>
+      <w:r>
+        <w:rPr>
+          <w:rStyle w:val="VerbatimChar"/>
+        </w:rPr>
+        <w:t xml:space="preserve">ggplot()</w:t>
+      </w:r>
+    </w:p>
+    <w:p>
+      <w:pPr>
+        <w:pStyle w:val="Compact"/>
+        <w:numPr>
+          <w:ilvl w:val="0"/>
+          <w:numId w:val="1021"/>
+        </w:numPr>
+      </w:pPr>
+      <w:r>
+        <w:rPr>
+          <w:rStyle w:val="VerbatimChar"/>
+        </w:rPr>
+        <w:t xml:space="preserve">pivot_wider()</w:t>
+      </w:r>
+      <w:r>
+        <w:t xml:space="preserve"> </w:t>
+      </w:r>
+      <w:r>
+        <w:t xml:space="preserve">does the reverse — builds a readable summary table from tidy data</w:t>
+      </w:r>
+    </w:p>
+    <w:p>
+      <w:pPr>
+        <w:pStyle w:val="Compact"/>
+        <w:numPr>
+          <w:ilvl w:val="0"/>
+          <w:numId w:val="1021"/>
+        </w:numPr>
+      </w:pPr>
+      <w:r>
+        <w:t xml:space="preserve">Seasonal data that</w:t>
       </w:r>
       <w:r>
         <w:t xml:space="preserve"> </w:t>
@@ -10723,43 +10920,23 @@
           <w:b/>
           <w:bCs/>
         </w:rPr>
-        <w:t xml:space="preserve">huge year-to-year scatter</w:t>
-      </w:r>
-      <w:r>
-        <w:t xml:space="preserve"> </w:t>
-      </w:r>
-      <w:r>
-        <w:t xml:space="preserve">— Great Lakes ice cover is famously variable, driven by short-term weather patterns like ENSO and the polar vortex, not just a steady climate trend</w:t>
-      </w:r>
-    </w:p>
-    <w:p>
-      <w:pPr>
-        <w:pStyle w:val="FirstParagraph"/>
-      </w:pPr>
-      <w:r>
-        <w:t xml:space="preserve">This is real data — the story is messier (and more honest) than a clean line.</w:t>
-      </w:r>
-    </w:p>
-    <w:bookmarkEnd w:id="83"/>
-    <w:bookmarkStart w:id="84" w:name="pause-do-activity-parts-79-now"/>
-    <w:p>
-      <w:pPr>
-        <w:pStyle w:val="Heading1"/>
-      </w:pPr>
-      <w:r>
-        <w:t xml:space="preserve">🛑 Pause — Do Activity Parts 7–9 Now</w:t>
-      </w:r>
-    </w:p>
-    <w:p>
-      <w:pPr>
-        <w:pStyle w:val="FirstParagraph"/>
-      </w:pPr>
-      <w:r>
-        <w:t xml:space="preserve">Build the spaghetti plot, pull each winter’s peak with</w:t>
-      </w:r>
-      <w:r>
-        <w:t xml:space="preserve"> </w:t>
-      </w:r>
+        <w:t xml:space="preserve">crosses the calendar year boundary</w:t>
+      </w:r>
+      <w:r>
+        <w:t xml:space="preserve"> </w:t>
+      </w:r>
+      <w:r>
+        <w:t xml:space="preserve">needs careful date logic</w:t>
+      </w:r>
+    </w:p>
+    <w:p>
+      <w:pPr>
+        <w:pStyle w:val="Compact"/>
+        <w:numPr>
+          <w:ilvl w:val="0"/>
+          <w:numId w:val="1021"/>
+        </w:numPr>
+      </w:pPr>
       <w:r>
         <w:rPr>
           <w:rStyle w:val="VerbatimChar"/>
@@ -10767,29 +10944,65 @@
         <w:t xml:space="preserve">slice_max()</w:t>
       </w:r>
       <w:r>
-        <w:t xml:space="preserve">, and fit</w:t>
-      </w:r>
-      <w:r>
-        <w:t xml:space="preserve"> </w:t>
-      </w:r>
-      <w:r>
-        <w:rPr>
-          <w:rStyle w:val="VerbatimChar"/>
-        </w:rPr>
-        <w:t xml:space="preserve">lm(ice_cover ~ year)</w:t>
-      </w:r>
-      <w:r>
-        <w:t xml:space="preserve">. Predict the trend’s direction and significance before you run it.</w:t>
-      </w:r>
-    </w:p>
-    <w:bookmarkEnd w:id="84"/>
-    <w:bookmarkStart w:id="85" w:name="what-we-learned-today"/>
-    <w:p>
-      <w:pPr>
-        <w:pStyle w:val="Heading1"/>
-      </w:pPr>
-      <w:r>
-        <w:t xml:space="preserve">What We Learned Today</w:t>
+        <w:t xml:space="preserve"> </w:t>
+      </w:r>
+      <w:r>
+        <w:t xml:space="preserve">pulls out the single extreme value per group — useful for</w:t>
+      </w:r>
+      <w:r>
+        <w:t xml:space="preserve"> </w:t>
+      </w:r>
+      <w:r>
+        <w:t xml:space="preserve">“ice-on/ice-off”</w:t>
+      </w:r>
+      <w:r>
+        <w:t xml:space="preserve"> </w:t>
+      </w:r>
+      <w:r>
+        <w:t xml:space="preserve">type questions</w:t>
+      </w:r>
+    </w:p>
+    <w:p>
+      <w:pPr>
+        <w:pStyle w:val="Compact"/>
+        <w:numPr>
+          <w:ilvl w:val="0"/>
+          <w:numId w:val="1021"/>
+        </w:numPr>
+      </w:pPr>
+      <w:r>
+        <w:t xml:space="preserve">The same</w:t>
+      </w:r>
+      <w:r>
+        <w:t xml:space="preserve"> </w:t>
+      </w:r>
+      <w:r>
+        <w:rPr>
+          <w:rStyle w:val="VerbatimChar"/>
+        </w:rPr>
+        <w:t xml:space="preserve">lm()</w:t>
+      </w:r>
+      <w:r>
+        <w:t xml:space="preserve"> </w:t>
+      </w:r>
+      <w:r>
+        <w:t xml:space="preserve">workflow from Lecture 12 applies to</w:t>
+      </w:r>
+      <w:r>
+        <w:t xml:space="preserve"> </w:t>
+      </w:r>
+      <w:r>
+        <w:rPr>
+          <w:i/>
+          <w:iCs/>
+        </w:rPr>
+        <w:t xml:space="preserve">any</w:t>
+      </w:r>
+      <w:r>
+        <w:t xml:space="preserve"> </w:t>
+      </w:r>
+      <w:r>
+        <w:t xml:space="preserve">time-indexed variable, including a yearly maximum</w:t>
       </w:r>
     </w:p>
     <w:p>
@@ -10801,7 +11014,7 @@
           <w:b/>
           <w:bCs/>
         </w:rPr>
-        <w:t xml:space="preserve">Concepts:</w:t>
+        <w:t xml:space="preserve">R skills:</w:t>
       </w:r>
     </w:p>
     <w:p>
@@ -10813,23 +11026,31 @@
         </w:numPr>
       </w:pPr>
       <w:r>
-        <w:t xml:space="preserve">Real-world data is often</w:t>
-      </w:r>
-      <w:r>
-        <w:t xml:space="preserve"> </w:t>
-      </w:r>
-      <w:r>
-        <w:rPr>
-          <w:b/>
-          <w:bCs/>
-        </w:rPr>
-        <w:t xml:space="preserve">wide</w:t>
-      </w:r>
-      <w:r>
-        <w:t xml:space="preserve"> </w:t>
-      </w:r>
-      <w:r>
-        <w:t xml:space="preserve">— shaped for human eyes, not for R</w:t>
+        <w:rPr>
+          <w:rStyle w:val="VerbatimChar"/>
+        </w:rPr>
+        <w:t xml:space="preserve">read.table()</w:t>
+      </w:r>
+      <w:r>
+        <w:t xml:space="preserve"> </w:t>
+      </w:r>
+      <w:r>
+        <w:t xml:space="preserve">+</w:t>
+      </w:r>
+      <w:r>
+        <w:t xml:space="preserve"> </w:t>
+      </w:r>
+      <w:r>
+        <w:rPr>
+          <w:rStyle w:val="VerbatimChar"/>
+        </w:rPr>
+        <w:t xml:space="preserve">rownames_to_column()</w:t>
+      </w:r>
+      <w:r>
+        <w:t xml:space="preserve"> </w:t>
+      </w:r>
+      <w:r>
+        <w:t xml:space="preserve">for messy text files</w:t>
       </w:r>
     </w:p>
     <w:p>
@@ -10850,40 +11071,16 @@
         <w:t xml:space="preserve"> </w:t>
       </w:r>
       <w:r>
-        <w:t xml:space="preserve">collapses many columns into key-value pairs — unlocking</w:t>
-      </w:r>
-      <w:r>
-        <w:t xml:space="preserve"> </w:t>
-      </w:r>
-      <w:r>
-        <w:rPr>
-          <w:rStyle w:val="VerbatimChar"/>
-        </w:rPr>
-        <w:t xml:space="preserve">group_by()</w:t>
-      </w:r>
-      <w:r>
-        <w:t xml:space="preserve">,</w:t>
-      </w:r>
-      <w:r>
-        <w:t xml:space="preserve"> </w:t>
-      </w:r>
-      <w:r>
-        <w:rPr>
-          <w:rStyle w:val="VerbatimChar"/>
-        </w:rPr>
-        <w:t xml:space="preserve">summarize()</w:t>
-      </w:r>
-      <w:r>
-        <w:t xml:space="preserve">, and</w:t>
-      </w:r>
-      <w:r>
-        <w:t xml:space="preserve"> </w:t>
-      </w:r>
-      <w:r>
-        <w:rPr>
-          <w:rStyle w:val="VerbatimChar"/>
-        </w:rPr>
-        <w:t xml:space="preserve">ggplot()</w:t>
+        <w:t xml:space="preserve">/</w:t>
+      </w:r>
+      <w:r>
+        <w:t xml:space="preserve"> </w:t>
+      </w:r>
+      <w:r>
+        <w:rPr>
+          <w:rStyle w:val="VerbatimChar"/>
+        </w:rPr>
+        <w:t xml:space="preserve">pivot_wider()</w:t>
       </w:r>
     </w:p>
     <w:p>
@@ -10898,13 +11095,49 @@
         <w:rPr>
           <w:rStyle w:val="VerbatimChar"/>
         </w:rPr>
-        <w:t xml:space="preserve">pivot_wider()</w:t>
-      </w:r>
-      <w:r>
-        <w:t xml:space="preserve"> </w:t>
-      </w:r>
-      <w:r>
-        <w:t xml:space="preserve">does the reverse — builds a readable summary table from tidy data</w:t>
+        <w:t xml:space="preserve">str_starts()</w:t>
+      </w:r>
+      <w:r>
+        <w:t xml:space="preserve">,</w:t>
+      </w:r>
+      <w:r>
+        <w:t xml:space="preserve"> </w:t>
+      </w:r>
+      <w:r>
+        <w:rPr>
+          <w:rStyle w:val="VerbatimChar"/>
+        </w:rPr>
+        <w:t xml:space="preserve">if_else()</w:t>
+      </w:r>
+      <w:r>
+        <w:t xml:space="preserve">,</w:t>
+      </w:r>
+      <w:r>
+        <w:t xml:space="preserve"> </w:t>
+      </w:r>
+      <w:r>
+        <w:rPr>
+          <w:rStyle w:val="VerbatimChar"/>
+        </w:rPr>
+        <w:t xml:space="preserve">ymd()</w:t>
+      </w:r>
+      <w:r>
+        <w:t xml:space="preserve">,</w:t>
+      </w:r>
+      <w:r>
+        <w:t xml:space="preserve"> </w:t>
+      </w:r>
+      <w:r>
+        <w:rPr>
+          <w:rStyle w:val="VerbatimChar"/>
+        </w:rPr>
+        <w:t xml:space="preserve">update()</w:t>
+      </w:r>
+      <w:r>
+        <w:t xml:space="preserve"> </w:t>
+      </w:r>
+      <w:r>
+        <w:t xml:space="preserve">for date wrangling</w:t>
       </w:r>
     </w:p>
     <w:p>
@@ -10916,111 +11149,22 @@
         </w:numPr>
       </w:pPr>
       <w:r>
-        <w:t xml:space="preserve">Seasonal data that</w:t>
-      </w:r>
-      <w:r>
-        <w:t xml:space="preserve"> </w:t>
-      </w:r>
+        <w:rPr>
+          <w:rStyle w:val="VerbatimChar"/>
+        </w:rPr>
+        <w:t xml:space="preserve">slice_max(order_by = ..., n = 1)</w:t>
+      </w:r>
+    </w:p>
+    <w:p>
+      <w:pPr>
+        <w:pStyle w:val="FirstParagraph"/>
+      </w:pPr>
       <w:r>
         <w:rPr>
           <w:b/>
           <w:bCs/>
         </w:rPr>
-        <w:t xml:space="preserve">crosses the calendar year boundary</w:t>
-      </w:r>
-      <w:r>
-        <w:t xml:space="preserve"> </w:t>
-      </w:r>
-      <w:r>
-        <w:t xml:space="preserve">needs careful date logic</w:t>
-      </w:r>
-    </w:p>
-    <w:p>
-      <w:pPr>
-        <w:pStyle w:val="Compact"/>
-        <w:numPr>
-          <w:ilvl w:val="0"/>
-          <w:numId w:val="1022"/>
-        </w:numPr>
-      </w:pPr>
-      <w:r>
-        <w:rPr>
-          <w:rStyle w:val="VerbatimChar"/>
-        </w:rPr>
-        <w:t xml:space="preserve">slice_max()</w:t>
-      </w:r>
-      <w:r>
-        <w:t xml:space="preserve"> </w:t>
-      </w:r>
-      <w:r>
-        <w:t xml:space="preserve">pulls out the single extreme value per group — useful for</w:t>
-      </w:r>
-      <w:r>
-        <w:t xml:space="preserve"> </w:t>
-      </w:r>
-      <w:r>
-        <w:t xml:space="preserve">“ice-on/ice-off”</w:t>
-      </w:r>
-      <w:r>
-        <w:t xml:space="preserve"> </w:t>
-      </w:r>
-      <w:r>
-        <w:t xml:space="preserve">type questions</w:t>
-      </w:r>
-    </w:p>
-    <w:p>
-      <w:pPr>
-        <w:pStyle w:val="Compact"/>
-        <w:numPr>
-          <w:ilvl w:val="0"/>
-          <w:numId w:val="1022"/>
-        </w:numPr>
-      </w:pPr>
-      <w:r>
-        <w:t xml:space="preserve">The same</w:t>
-      </w:r>
-      <w:r>
-        <w:t xml:space="preserve"> </w:t>
-      </w:r>
-      <w:r>
-        <w:rPr>
-          <w:rStyle w:val="VerbatimChar"/>
-        </w:rPr>
-        <w:t xml:space="preserve">lm()</w:t>
-      </w:r>
-      <w:r>
-        <w:t xml:space="preserve"> </w:t>
-      </w:r>
-      <w:r>
-        <w:t xml:space="preserve">workflow from Lecture 06 applies to</w:t>
-      </w:r>
-      <w:r>
-        <w:t xml:space="preserve"> </w:t>
-      </w:r>
-      <w:r>
-        <w:rPr>
-          <w:i/>
-          <w:iCs/>
-        </w:rPr>
-        <w:t xml:space="preserve">any</w:t>
-      </w:r>
-      <w:r>
-        <w:t xml:space="preserve"> </w:t>
-      </w:r>
-      <w:r>
-        <w:t xml:space="preserve">time-indexed variable, including a yearly maximum</w:t>
-      </w:r>
-    </w:p>
-    <w:p>
-      <w:pPr>
-        <w:pStyle w:val="FirstParagraph"/>
-      </w:pPr>
-      <w:r>
-        <w:rPr>
-          <w:b/>
-          <w:bCs/>
-        </w:rPr>
-        <w:t xml:space="preserve">R skills:</w:t>
+        <w:t xml:space="preserve">References:</w:t>
       </w:r>
     </w:p>
     <w:p>
@@ -11032,31 +11176,7 @@
         </w:numPr>
       </w:pPr>
       <w:r>
-        <w:rPr>
-          <w:rStyle w:val="VerbatimChar"/>
-        </w:rPr>
-        <w:t xml:space="preserve">read.table()</w:t>
-      </w:r>
-      <w:r>
-        <w:t xml:space="preserve"> </w:t>
-      </w:r>
-      <w:r>
-        <w:t xml:space="preserve">+</w:t>
-      </w:r>
-      <w:r>
-        <w:t xml:space="preserve"> </w:t>
-      </w:r>
-      <w:r>
-        <w:rPr>
-          <w:rStyle w:val="VerbatimChar"/>
-        </w:rPr>
-        <w:t xml:space="preserve">rownames_to_column()</w:t>
-      </w:r>
-      <w:r>
-        <w:t xml:space="preserve"> </w:t>
-      </w:r>
-      <w:r>
-        <w:t xml:space="preserve">for messy text files</w:t>
+        <w:t xml:space="preserve">📖 R4DS Ch. 5 — Data tidying</w:t>
       </w:r>
     </w:p>
     <w:p>
@@ -11068,25 +11188,7 @@
         </w:numPr>
       </w:pPr>
       <w:r>
-        <w:rPr>
-          <w:rStyle w:val="VerbatimChar"/>
-        </w:rPr>
-        <w:t xml:space="preserve">pivot_longer()</w:t>
-      </w:r>
-      <w:r>
-        <w:t xml:space="preserve"> </w:t>
-      </w:r>
-      <w:r>
-        <w:t xml:space="preserve">/</w:t>
-      </w:r>
-      <w:r>
-        <w:t xml:space="preserve"> </w:t>
-      </w:r>
-      <w:r>
-        <w:rPr>
-          <w:rStyle w:val="VerbatimChar"/>
-        </w:rPr>
-        <w:t xml:space="preserve">pivot_wider()</w:t>
+        <w:t xml:space="preserve">📖 R4DS Ch. 17 — Dates and times</w:t>
       </w:r>
     </w:p>
     <w:p>
@@ -11098,67 +11200,7 @@
         </w:numPr>
       </w:pPr>
       <w:r>
-        <w:rPr>
-          <w:rStyle w:val="VerbatimChar"/>
-        </w:rPr>
-        <w:t xml:space="preserve">str_starts()</w:t>
-      </w:r>
-      <w:r>
-        <w:t xml:space="preserve">,</w:t>
-      </w:r>
-      <w:r>
-        <w:t xml:space="preserve"> </w:t>
-      </w:r>
-      <w:r>
-        <w:rPr>
-          <w:rStyle w:val="VerbatimChar"/>
-        </w:rPr>
-        <w:t xml:space="preserve">if_else()</w:t>
-      </w:r>
-      <w:r>
-        <w:t xml:space="preserve">,</w:t>
-      </w:r>
-      <w:r>
-        <w:t xml:space="preserve"> </w:t>
-      </w:r>
-      <w:r>
-        <w:rPr>
-          <w:rStyle w:val="VerbatimChar"/>
-        </w:rPr>
-        <w:t xml:space="preserve">ymd()</w:t>
-      </w:r>
-      <w:r>
-        <w:t xml:space="preserve">,</w:t>
-      </w:r>
-      <w:r>
-        <w:t xml:space="preserve"> </w:t>
-      </w:r>
-      <w:r>
-        <w:rPr>
-          <w:rStyle w:val="VerbatimChar"/>
-        </w:rPr>
-        <w:t xml:space="preserve">update()</w:t>
-      </w:r>
-      <w:r>
-        <w:t xml:space="preserve"> </w:t>
-      </w:r>
-      <w:r>
-        <w:t xml:space="preserve">for date wrangling</w:t>
-      </w:r>
-    </w:p>
-    <w:p>
-      <w:pPr>
-        <w:pStyle w:val="Compact"/>
-        <w:numPr>
-          <w:ilvl w:val="0"/>
-          <w:numId w:val="1023"/>
-        </w:numPr>
-      </w:pPr>
-      <w:r>
-        <w:rPr>
-          <w:rStyle w:val="VerbatimChar"/>
-        </w:rPr>
-        <w:t xml:space="preserve">slice_max(order_by = ..., n = 1)</w:t>
+        <w:t xml:space="preserve">📖 Data Carpentry — R for Ecologists</w:t>
       </w:r>
     </w:p>
     <w:p>
@@ -11170,7 +11212,7 @@
           <w:b/>
           <w:bCs/>
         </w:rPr>
-        <w:t xml:space="preserve">References:</w:t>
+        <w:t xml:space="preserve">Data source:</w:t>
       </w:r>
     </w:p>
     <w:p>
@@ -11182,31 +11224,16 @@
         </w:numPr>
       </w:pPr>
       <w:r>
-        <w:t xml:space="preserve">📖 R4DS Ch. 5 — Data tidying</w:t>
-      </w:r>
-    </w:p>
-    <w:p>
-      <w:pPr>
-        <w:pStyle w:val="Compact"/>
-        <w:numPr>
-          <w:ilvl w:val="0"/>
-          <w:numId w:val="1024"/>
-        </w:numPr>
-      </w:pPr>
-      <w:r>
-        <w:t xml:space="preserve">📖 R4DS Ch. 17 — Dates and times</w:t>
-      </w:r>
-    </w:p>
-    <w:p>
-      <w:pPr>
-        <w:pStyle w:val="Compact"/>
-        <w:numPr>
-          <w:ilvl w:val="0"/>
-          <w:numId w:val="1024"/>
-        </w:numPr>
-      </w:pPr>
-      <w:r>
-        <w:t xml:space="preserve">📖 Data Carpentry — R for Ecologists</w:t>
+        <w:t xml:space="preserve">NOAA-GLERL Great Lakes Ice Cover Database</w:t>
+      </w:r>
+      <w:r>
+        <w:br/>
+      </w:r>
+      <w:r>
+        <w:rPr>
+          <w:rStyle w:val="VerbatimChar"/>
+        </w:rPr>
+        <w:t xml:space="preserve">glerl.noaa.gov/data/ice</w:t>
       </w:r>
     </w:p>
     <w:p>
@@ -11218,7 +11245,7 @@
           <w:b/>
           <w:bCs/>
         </w:rPr>
-        <w:t xml:space="preserve">Data source:</w:t>
+        <w:t xml:space="preserve">Up next — Homework:</w:t>
       </w:r>
     </w:p>
     <w:p>
@@ -11230,28 +11257,7 @@
         </w:numPr>
       </w:pPr>
       <w:r>
-        <w:t xml:space="preserve">NOAA-GLERL Great Lakes Ice Cover Database</w:t>
-      </w:r>
-      <w:r>
-        <w:br/>
-      </w:r>
-      <w:r>
-        <w:rPr>
-          <w:rStyle w:val="VerbatimChar"/>
-        </w:rPr>
-        <w:t xml:space="preserve">glerl.noaa.gov/data/ice</w:t>
-      </w:r>
-    </w:p>
-    <w:p>
-      <w:pPr>
-        <w:pStyle w:val="FirstParagraph"/>
-      </w:pPr>
-      <w:r>
-        <w:rPr>
-          <w:b/>
-          <w:bCs/>
-        </w:rPr>
-        <w:t xml:space="preserve">Up next — Homework:</w:t>
+        <w:t xml:space="preserve">Apply the same wide-to-long pivot workflow to a Great Lake of your choice</w:t>
       </w:r>
     </w:p>
     <w:p>
@@ -11259,19 +11265,7 @@
         <w:pStyle w:val="Compact"/>
         <w:numPr>
           <w:ilvl w:val="0"/>
-          <w:numId w:val="1026"/>
-        </w:numPr>
-      </w:pPr>
-      <w:r>
-        <w:t xml:space="preserve">Apply the same wide-to-long pivot workflow to a Great Lake of your choice</w:t>
-      </w:r>
-    </w:p>
-    <w:p>
-      <w:pPr>
-        <w:pStyle w:val="Compact"/>
-        <w:numPr>
-          <w:ilvl w:val="0"/>
-          <w:numId w:val="1026"/>
+          <w:numId w:val="1025"/>
         </w:numPr>
       </w:pPr>
       <w:r>
@@ -11600,9 +11594,6 @@
     <w:abstractNumId w:val="991"/>
   </w:num>
   <w:num w:numId="1007">
-    <w:abstractNumId w:val="991"/>
-  </w:num>
-  <w:num w:numId="1008">
     <w:abstractNumId w:val="99411"/>
     <w:lvlOverride w:ilvl="0">
       <w:startOverride w:val="1"/>
@@ -11631,6 +11622,9 @@
     <w:lvlOverride w:ilvl="8">
       <w:startOverride w:val="1"/>
     </w:lvlOverride>
+  </w:num>
+  <w:num w:numId="1008">
+    <w:abstractNumId w:val="991"/>
   </w:num>
   <w:num w:numId="1009">
     <w:abstractNumId w:val="991"/>
@@ -11681,9 +11675,6 @@
     <w:abstractNumId w:val="991"/>
   </w:num>
   <w:num w:numId="1025">
-    <w:abstractNumId w:val="991"/>
-  </w:num>
-  <w:num w:numId="1026">
     <w:abstractNumId w:val="991"/>
   </w:num>
 </w:numbering>

--- a/docs/content/pivoting/pivoting_lecture.docx
+++ b/docs/content/pivoting/pivoting_lecture.docx
@@ -11245,7 +11245,7 @@
           <w:b/>
           <w:bCs/>
         </w:rPr>
-        <w:t xml:space="preserve">Up next — Homework:</w:t>
+        <w:t xml:space="preserve">Up next — Extension (out of class):</w:t>
       </w:r>
     </w:p>
     <w:p>
@@ -11269,7 +11269,7 @@
         </w:numPr>
       </w:pPr>
       <w:r>
-        <w:t xml:space="preserve">Compare your lake’s maximum ice trend to Lake Superior’s</w:t>
+        <w:t xml:space="preserve">Compare your lake’s maximum ice trend to Lake Superior’s, predicting first by hand</w:t>
       </w:r>
     </w:p>
     <w:bookmarkEnd w:id="85"/>

--- a/docs/content/pivoting/pivoting_lecture.docx
+++ b/docs/content/pivoting/pivoting_lecture.docx
@@ -31,7 +31,7 @@
         <w:pStyle w:val="Date"/>
       </w:pPr>
       <w:r>
-        <w:t xml:space="preserve">2026-08-27</w:t>
+        <w:t xml:space="preserve">2026-09-01</w:t>
       </w:r>
     </w:p>
     <w:bookmarkStart w:id="12" w:name="where-we-left-off-lecture-14"/>

--- a/docs/content/pivoting/pivoting_lecture.docx
+++ b/docs/content/pivoting/pivoting_lecture.docx
@@ -31,7 +31,7 @@
         <w:pStyle w:val="Date"/>
       </w:pPr>
       <w:r>
-        <w:t xml:space="preserve">2026-09-01</w:t>
+        <w:t xml:space="preserve">2026-09-03</w:t>
       </w:r>
     </w:p>
     <w:bookmarkStart w:id="12" w:name="where-we-left-off-lecture-14"/>

--- a/docs/content/pivoting/pivoting_lecture.docx
+++ b/docs/content/pivoting/pivoting_lecture.docx
@@ -1558,7 +1558,7 @@
       <w:r>
         <w:drawing>
           <wp:inline>
-            <wp:extent cx="5943600" cy="3126127"/>
+            <wp:extent cx="2286000" cy="1202356"/>
             <wp:effectExtent b="0" l="0" r="0" t="0"/>
             <wp:docPr descr="Great Lakes ice cover monitoring includes satellite imagery, field sampling, and decades of charts." title="" id="30" name="Picture"/>
             <a:graphic>
@@ -1579,7 +1579,7 @@
                   <pic:spPr bwMode="auto">
                     <a:xfrm>
                       <a:off x="0" y="0"/>
-                      <a:ext cx="5943600" cy="3126127"/>
+                      <a:ext cx="2286000" cy="1202356"/>
                     </a:xfrm>
                     <a:prstGeom prst="rect">
                       <a:avLst/>
@@ -7423,7 +7423,7 @@
       <w:r>
         <w:drawing>
           <wp:inline>
-            <wp:extent cx="5943600" cy="3368040"/>
+            <wp:extent cx="2286000" cy="1295400"/>
             <wp:effectExtent b="0" l="0" r="0" t="0"/>
             <wp:docPr descr="NOAA’s live Lake Superior ice cover comparison — current season vs. historical average vs. all past years." title="" id="67" name="Picture"/>
             <a:graphic>
@@ -7444,7 +7444,7 @@
                   <pic:spPr bwMode="auto">
                     <a:xfrm>
                       <a:off x="0" y="0"/>
-                      <a:ext cx="5943600" cy="3368040"/>
+                      <a:ext cx="2286000" cy="1295400"/>
                     </a:xfrm>
                     <a:prstGeom prst="rect">
                       <a:avLst/>
@@ -9048,7 +9048,7 @@
       <w:r>
         <w:drawing>
           <wp:inline>
-            <wp:extent cx="5943600" cy="5943600"/>
+            <wp:extent cx="2286000" cy="2286000"/>
             <wp:effectExtent b="0" l="0" r="0" t="0"/>
             <wp:docPr descr="" title="" id="72" name="Picture"/>
             <a:graphic>
@@ -9069,7 +9069,7 @@
                   <pic:spPr bwMode="auto">
                     <a:xfrm>
                       <a:off x="0" y="0"/>
-                      <a:ext cx="5943600" cy="5943600"/>
+                      <a:ext cx="2286000" cy="2286000"/>
                     </a:xfrm>
                     <a:prstGeom prst="rect">
                       <a:avLst/>
@@ -10569,7 +10569,7 @@
       <w:r>
         <w:drawing>
           <wp:inline>
-            <wp:extent cx="5943600" cy="5943600"/>
+            <wp:extent cx="2286000" cy="2286000"/>
             <wp:effectExtent b="0" l="0" r="0" t="0"/>
             <wp:docPr descr="" title="" id="81" name="Picture"/>
             <a:graphic>
@@ -10590,7 +10590,7 @@
                   <pic:spPr bwMode="auto">
                     <a:xfrm>
                       <a:off x="0" y="0"/>
-                      <a:ext cx="5943600" cy="5943600"/>
+                      <a:ext cx="2286000" cy="2286000"/>
                     </a:xfrm>
                     <a:prstGeom prst="rect">
                       <a:avLst/>
@@ -12430,8 +12430,8 @@
       <w:rFonts w:asciiTheme="majorHAnsi" w:cstheme="majorBidi" w:eastAsiaTheme="majorEastAsia" w:hAnsiTheme="majorHAnsi"/>
       <w:spacing w:val="-10"/>
       <w:kern w:val="28"/>
-      <w:sz w:val="56"/>
-      <w:szCs w:val="56"/>
+      <w:sz w:val="40"/>
+      <w:szCs w:val="40"/>
     </w:rPr>
   </w:style>
   <w:style w:customStyle="1" w:styleId="TitleChar" w:type="character">
@@ -12444,8 +12444,8 @@
       <w:rFonts w:asciiTheme="majorHAnsi" w:cstheme="majorBidi" w:eastAsiaTheme="majorEastAsia" w:hAnsiTheme="majorHAnsi"/>
       <w:spacing w:val="-10"/>
       <w:kern w:val="28"/>
-      <w:sz w:val="56"/>
-      <w:szCs w:val="56"/>
+      <w:sz w:val="40"/>
+      <w:szCs w:val="40"/>
     </w:rPr>
   </w:style>
   <w:style w:styleId="Subtitle" w:type="paragraph">

--- a/docs/content/pivoting/pivoting_lecture.docx
+++ b/docs/content/pivoting/pivoting_lecture.docx
@@ -31,7 +31,7 @@
         <w:pStyle w:val="Date"/>
       </w:pPr>
       <w:r>
-        <w:t xml:space="preserve">2026-09-03</w:t>
+        <w:t xml:space="preserve">2026-09-04</w:t>
       </w:r>
     </w:p>
     <w:bookmarkStart w:id="12" w:name="where-we-left-off-lecture-14"/>
